--- a/Project_Research.docx
+++ b/Project_Research.docx
@@ -2145,12 +2145,26 @@
         <w:rPr>
           <w:color w:val="000000" w:themeColor="text1"/>
         </w:rPr>
-        <w:t xml:space="preserve">This project will consist of the development, configuration, testing and deployment of honeypots across </w:t>
-      </w:r>
+        <w:t xml:space="preserve">This project will consist of the development, configuration, </w:t>
+      </w:r>
+      <w:proofErr w:type="gramStart"/>
       <w:r>
         <w:rPr>
           <w:color w:val="000000" w:themeColor="text1"/>
         </w:rPr>
+        <w:t>testing</w:t>
+      </w:r>
+      <w:proofErr w:type="gramEnd"/>
+      <w:r>
+        <w:rPr>
+          <w:color w:val="000000" w:themeColor="text1"/>
+        </w:rPr>
+        <w:t xml:space="preserve"> and deployment of honeypots across </w:t>
+      </w:r>
+      <w:r>
+        <w:rPr>
+          <w:color w:val="000000" w:themeColor="text1"/>
+        </w:rPr>
         <w:t>various</w:t>
       </w:r>
       <w:r>
@@ -2205,24 +2219,52 @@
         <w:rPr>
           <w:color w:val="000000" w:themeColor="text1"/>
         </w:rPr>
-        <w:t xml:space="preserve"> provide accurate, up-to-date and real-time results through the </w:t>
-      </w:r>
+        <w:t xml:space="preserve"> provide accurate, </w:t>
+      </w:r>
+      <w:proofErr w:type="gramStart"/>
       <w:r>
         <w:rPr>
           <w:color w:val="000000" w:themeColor="text1"/>
         </w:rPr>
+        <w:t>up-to-date</w:t>
+      </w:r>
+      <w:proofErr w:type="gramEnd"/>
+      <w:r>
+        <w:rPr>
+          <w:color w:val="000000" w:themeColor="text1"/>
+        </w:rPr>
+        <w:t xml:space="preserve"> and real-time results through the </w:t>
+      </w:r>
+      <w:r>
+        <w:rPr>
+          <w:color w:val="000000" w:themeColor="text1"/>
+        </w:rPr>
         <w:t>in-depth</w:t>
       </w:r>
       <w:r>
         <w:rPr>
           <w:color w:val="000000" w:themeColor="text1"/>
         </w:rPr>
-        <w:t xml:space="preserve"> analysis of nearly 3 months’ worth of real attack data.</w:t>
-      </w:r>
+        <w:t xml:space="preserve"> analysis of </w:t>
+      </w:r>
+      <w:proofErr w:type="gramStart"/>
       <w:r>
         <w:rPr>
           <w:color w:val="000000" w:themeColor="text1"/>
         </w:rPr>
+        <w:t>nearly 3</w:t>
+      </w:r>
+      <w:proofErr w:type="gramEnd"/>
+      <w:r>
+        <w:rPr>
+          <w:color w:val="000000" w:themeColor="text1"/>
+        </w:rPr>
+        <w:t xml:space="preserve"> months’ worth of real attack data.</w:t>
+      </w:r>
+      <w:r>
+        <w:rPr>
+          <w:color w:val="000000" w:themeColor="text1"/>
+        </w:rPr>
         <w:t xml:space="preserve"> </w:t>
       </w:r>
     </w:p>
@@ -2267,7 +2309,21 @@
         <w:rPr>
           <w:color w:val="000000" w:themeColor="text1"/>
         </w:rPr>
-        <w:t xml:space="preserve"> can be used to improve future honeynet deployments and organisational defensive posture if they are aware what risks their region or cloud pose to their organization. </w:t>
+        <w:t xml:space="preserve"> can </w:t>
+      </w:r>
+      <w:proofErr w:type="gramStart"/>
+      <w:r>
+        <w:rPr>
+          <w:color w:val="000000" w:themeColor="text1"/>
+        </w:rPr>
+        <w:t>be used</w:t>
+      </w:r>
+      <w:proofErr w:type="gramEnd"/>
+      <w:r>
+        <w:rPr>
+          <w:color w:val="000000" w:themeColor="text1"/>
+        </w:rPr>
+        <w:t xml:space="preserve"> to improve future honeynet deployments and organisational defensive posture if they are aware what risks their region or cloud pose to their organization. </w:t>
       </w:r>
     </w:p>
     <w:p>
@@ -2457,7 +2513,11 @@
         <w:t xml:space="preserve"> plan to create and the metrics </w:t>
       </w:r>
       <w:r>
-        <w:t xml:space="preserve">that will be </w:t>
+        <w:t xml:space="preserve">that will </w:t>
+      </w:r>
+      <w:proofErr w:type="gramStart"/>
+      <w:r>
+        <w:t xml:space="preserve">be </w:t>
       </w:r>
       <w:r>
         <w:t>monitor</w:t>
@@ -2465,6 +2525,7 @@
       <w:r>
         <w:t>ed</w:t>
       </w:r>
+      <w:proofErr w:type="gramEnd"/>
       <w:r>
         <w:t xml:space="preserve"> and</w:t>
       </w:r>
@@ -2569,7 +2630,31 @@
         <w:spacing w:line="276" w:lineRule="auto"/>
       </w:pPr>
       <w:r>
-        <w:t>A honeypot is a system that is purposefully designed to be vulnerable to attract attackers so their behaviour can be studied and used to possibly mitigate future attacks.</w:t>
+        <w:t xml:space="preserve">A honeypot is a system that </w:t>
+      </w:r>
+      <w:proofErr w:type="gramStart"/>
+      <w:r>
+        <w:t>is purposefully designed</w:t>
+      </w:r>
+      <w:proofErr w:type="gramEnd"/>
+      <w:r>
+        <w:t xml:space="preserve"> to be vulnerable to attract attackers so their behaviour can </w:t>
+      </w:r>
+      <w:proofErr w:type="gramStart"/>
+      <w:r>
+        <w:t>be studied</w:t>
+      </w:r>
+      <w:proofErr w:type="gramEnd"/>
+      <w:r>
+        <w:t xml:space="preserve"> and used to </w:t>
+      </w:r>
+      <w:proofErr w:type="gramStart"/>
+      <w:r>
+        <w:t>possibly mitigate</w:t>
+      </w:r>
+      <w:proofErr w:type="gramEnd"/>
+      <w:r>
+        <w:t xml:space="preserve"> future attacks.</w:t>
       </w:r>
     </w:p>
     <w:p>
@@ -2703,7 +2788,15 @@
         <w:t>-</w:t>
       </w:r>
       <w:r>
-        <w:t>interactions honeypots “simulates all aspects of an operating system” which would give a threat actor a lot of wiggle room to potentially</w:t>
+        <w:t xml:space="preserve">interactions honeypots “simulates all aspects of an operating system” which would give a threat actor </w:t>
+      </w:r>
+      <w:proofErr w:type="gramStart"/>
+      <w:r>
+        <w:t>a lot of</w:t>
+      </w:r>
+      <w:proofErr w:type="gramEnd"/>
+      <w:r>
+        <w:t xml:space="preserve"> wiggle room to potentially</w:t>
       </w:r>
       <w:r>
         <w:t xml:space="preserve"> launch further network attacks. </w:t>
@@ -2718,8 +2811,13 @@
         <w:t>nteraction honeypots provide a deeper level of interaction, the capture more information</w:t>
       </w:r>
       <w:r>
-        <w:t xml:space="preserve"> on an attacker such as lateral movement, data exfiltration attempts</w:t>
-      </w:r>
+        <w:t xml:space="preserve"> on an attacker such as lateral movement, data exfiltration </w:t>
+      </w:r>
+      <w:proofErr w:type="gramStart"/>
+      <w:r>
+        <w:t>attempts</w:t>
+      </w:r>
+      <w:proofErr w:type="gramEnd"/>
       <w:r>
         <w:t xml:space="preserve"> and attack sequences.</w:t>
       </w:r>
@@ -2777,7 +2875,15 @@
         <w:t>-</w:t>
       </w:r>
       <w:r>
-        <w:t xml:space="preserve">interaction honeypots simulate only services that cannot be exploited to get complete access to the honeypot which makes them safer to host </w:t>
+        <w:t xml:space="preserve">interaction honeypots simulate only services that cannot </w:t>
+      </w:r>
+      <w:proofErr w:type="gramStart"/>
+      <w:r>
+        <w:t>be exploited</w:t>
+      </w:r>
+      <w:proofErr w:type="gramEnd"/>
+      <w:r>
+        <w:t xml:space="preserve"> to get complete access to the honeypot which makes them safer to host </w:t>
       </w:r>
       <w:r>
         <w:t xml:space="preserve">and easier to deploy </w:t>
@@ -2827,7 +2933,15 @@
         <w:spacing w:line="276" w:lineRule="auto"/>
       </w:pPr>
       <w:r>
-        <w:t>For this project it will be low-interaction honeypots that will be distributed across multiple cloud providers and regions</w:t>
+        <w:t xml:space="preserve">For this project it will be low-interaction honeypots that will </w:t>
+      </w:r>
+      <w:proofErr w:type="gramStart"/>
+      <w:r>
+        <w:t>be distributed</w:t>
+      </w:r>
+      <w:proofErr w:type="gramEnd"/>
+      <w:r>
+        <w:t xml:space="preserve"> across multiple cloud providers and regions</w:t>
       </w:r>
       <w:r>
         <w:t xml:space="preserve">. They use fewer resources and </w:t>
@@ -2838,8 +2952,13 @@
       <w:r>
         <w:t xml:space="preserve"> for the deployment of </w:t>
       </w:r>
-      <w:r>
-        <w:t xml:space="preserve">many instances across multiple providers at a lower cost. This allows </w:t>
+      <w:proofErr w:type="gramStart"/>
+      <w:r>
+        <w:t>many</w:t>
+      </w:r>
+      <w:proofErr w:type="gramEnd"/>
+      <w:r>
+        <w:t xml:space="preserve"> instances across multiple providers at a lower cost. This allows </w:t>
       </w:r>
       <w:r>
         <w:t xml:space="preserve">for a broad coverage without introducing a large overhead. </w:t>
@@ -2850,10 +2969,32 @@
         <w:spacing w:line="276" w:lineRule="auto"/>
       </w:pPr>
       <w:r>
-        <w:t>As low-interaction honeypots restrict access and don’t offer full compromise of the Operating System</w:t>
-      </w:r>
-      <w:r>
-        <w:t>, it minimises the risk of a honeypot being used to launch and attack against the cloud instance itself</w:t>
+        <w:t xml:space="preserve">As low-interaction honeypots restrict access and </w:t>
+      </w:r>
+      <w:proofErr w:type="gramStart"/>
+      <w:r>
+        <w:t>don’t</w:t>
+      </w:r>
+      <w:proofErr w:type="gramEnd"/>
+      <w:r>
+        <w:t xml:space="preserve"> offer full compromise of the Operating System</w:t>
+      </w:r>
+      <w:r>
+        <w:t xml:space="preserve">, it minimises the risk of a honeypot </w:t>
+      </w:r>
+      <w:proofErr w:type="gramStart"/>
+      <w:r>
+        <w:t>being used</w:t>
+      </w:r>
+      <w:proofErr w:type="gramEnd"/>
+      <w:r>
+        <w:t xml:space="preserve"> to launch </w:t>
+      </w:r>
+      <w:r>
+        <w:t>an</w:t>
+      </w:r>
+      <w:r>
+        <w:t xml:space="preserve"> attack against the cloud instance itself</w:t>
       </w:r>
       <w:r>
         <w:t>.</w:t>
@@ -2890,7 +3031,15 @@
         <w:spacing w:line="276" w:lineRule="auto"/>
       </w:pPr>
       <w:r>
-        <w:t xml:space="preserve">The risk of high-interaction honeypots was emphasized in a study done in 2015 </w:t>
+        <w:t xml:space="preserve">The risk of high-interaction honeypots </w:t>
+      </w:r>
+      <w:proofErr w:type="gramStart"/>
+      <w:r>
+        <w:t>was emphasized</w:t>
+      </w:r>
+      <w:proofErr w:type="gramEnd"/>
+      <w:r>
+        <w:t xml:space="preserve"> in a study done in 2015 </w:t>
       </w:r>
       <w:r>
         <w:rPr>
@@ -2917,7 +3066,23 @@
         <w:t>attacker’s</w:t>
       </w:r>
       <w:r>
-        <w:t xml:space="preserve"> behaviour through high-interaction honeypots, where the authors stated that because high-interaction pots are “real systems with vulnerabilities” they are at risk of being compromised and that they require “constant monitoring” to be contained safely. </w:t>
+        <w:t xml:space="preserve"> behaviour through high-interaction honeypots, where the authors stated that because high-interaction pots are “real systems with vulnerabilities” they are at risk of </w:t>
+      </w:r>
+      <w:proofErr w:type="gramStart"/>
+      <w:r>
+        <w:t>being compromised</w:t>
+      </w:r>
+      <w:proofErr w:type="gramEnd"/>
+      <w:r>
+        <w:t xml:space="preserve"> and that they require “constant monitoring” to </w:t>
+      </w:r>
+      <w:proofErr w:type="gramStart"/>
+      <w:r>
+        <w:t>be contained</w:t>
+      </w:r>
+      <w:proofErr w:type="gramEnd"/>
+      <w:r>
+        <w:t xml:space="preserve"> safely. </w:t>
       </w:r>
     </w:p>
     <w:p>
@@ -2934,7 +3099,23 @@
         <w:t xml:space="preserve">[13] </w:t>
       </w:r>
       <w:r>
-        <w:t xml:space="preserve">deployed multiple low-interaction and medium-interaction honeypots that were deployed for 11 months. The analysed traffic found that low-interaction pots were attacked much more than the medium ones. This proves that you can obtain a viable quantity of data from a low-interaction honeypot with manageable risk and reduced resources. </w:t>
+        <w:t xml:space="preserve">deployed multiple low-interaction and medium-interaction honeypots that </w:t>
+      </w:r>
+      <w:proofErr w:type="gramStart"/>
+      <w:r>
+        <w:t>were deployed</w:t>
+      </w:r>
+      <w:proofErr w:type="gramEnd"/>
+      <w:r>
+        <w:t xml:space="preserve"> for 11 months. The analysed traffic found that low-interaction pots </w:t>
+      </w:r>
+      <w:proofErr w:type="gramStart"/>
+      <w:r>
+        <w:t>were attacked</w:t>
+      </w:r>
+      <w:proofErr w:type="gramEnd"/>
+      <w:r>
+        <w:t xml:space="preserve"> much more than the medium ones. This proves that you can obtain a viable quantity of data from a low-interaction honeypot with manageable risk and reduced resources. </w:t>
       </w:r>
     </w:p>
     <w:p>
@@ -3018,13 +3199,21 @@
         <w:t>e</w:t>
       </w:r>
       <w:r>
-        <w:t>, if it</w:t>
+        <w:t xml:space="preserve">, if </w:t>
+      </w:r>
+      <w:proofErr w:type="gramStart"/>
+      <w:r>
+        <w:t>it</w:t>
       </w:r>
       <w:r>
         <w:t>’</w:t>
       </w:r>
       <w:r>
-        <w:t xml:space="preserve">s too vulnerable, attackers may ignore it. </w:t>
+        <w:t>s</w:t>
+      </w:r>
+      <w:proofErr w:type="gramEnd"/>
+      <w:r>
+        <w:t xml:space="preserve"> too vulnerable, attackers may ignore it. </w:t>
       </w:r>
     </w:p>
     <w:p>
@@ -3035,7 +3224,10 @@
         <w:t xml:space="preserve">Misconfigured honeypots can become a </w:t>
       </w:r>
       <w:r>
-        <w:t xml:space="preserve">liability, </w:t>
+        <w:t>liability;</w:t>
+      </w:r>
+      <w:r>
+        <w:t xml:space="preserve"> </w:t>
       </w:r>
       <w:r>
         <w:t>attackers could use it to attack your network and overwhelm your systems.</w:t>
@@ -3053,6 +3245,7 @@
       <w:bookmarkStart w:id="19" w:name="_Toc216265611"/>
       <w:bookmarkStart w:id="20" w:name="_Toc216269401"/>
       <w:r>
+        <w:lastRenderedPageBreak/>
         <w:t>3.</w:t>
       </w:r>
       <w:r>
@@ -3072,10 +3265,26 @@
         <w:spacing w:line="276" w:lineRule="auto"/>
       </w:pPr>
       <w:r>
-        <w:t>Here are the configurations used for Honeypots that will be distributed across all providers and regions</w:t>
-      </w:r>
-      <w:r>
-        <w:t xml:space="preserve">. The following rules have been taken from </w:t>
+        <w:t xml:space="preserve">Here are the configurations used for Honeypots that will </w:t>
+      </w:r>
+      <w:proofErr w:type="gramStart"/>
+      <w:r>
+        <w:t>be distributed</w:t>
+      </w:r>
+      <w:proofErr w:type="gramEnd"/>
+      <w:r>
+        <w:t xml:space="preserve"> across all providers and regions</w:t>
+      </w:r>
+      <w:r>
+        <w:t xml:space="preserve">. The following rules have </w:t>
+      </w:r>
+      <w:proofErr w:type="gramStart"/>
+      <w:r>
+        <w:t>been taken</w:t>
+      </w:r>
+      <w:proofErr w:type="gramEnd"/>
+      <w:r>
+        <w:t xml:space="preserve"> from </w:t>
       </w:r>
       <w:r>
         <w:rPr>
@@ -3248,7 +3457,7 @@
                           <w:bCs/>
                         </w:rPr>
                         <w:pict w14:anchorId="3B200C3F">
-                          <v:rect id="_x0000_i1072" style="width:0;height:1.5pt" o:hralign="center" o:hrstd="t" o:hr="t" fillcolor="#a0a0a0" stroked="f"/>
+                          <v:rect id="_x0000_i1028" style="width:0;height:1.5pt" o:hralign="center" o:hrstd="t" o:hr="t" fillcolor="#a0a0a0" stroked="f"/>
                         </w:pict>
                       </w:r>
                     </w:p>
@@ -3387,7 +3596,7 @@
                           <w:bCs/>
                         </w:rPr>
                         <w:pict w14:anchorId="3907900F">
-                          <v:rect id="_x0000_i1059" style="width:0;height:1.5pt" o:hralign="center" o:hrstd="t" o:hr="t" fillcolor="#a0a0a0" stroked="f"/>
+                          <v:rect id="_x0000_i1030" style="width:0;height:1.5pt" o:hralign="center" o:hrstd="t" o:hr="t" fillcolor="#a0a0a0" stroked="f"/>
                         </w:pict>
                       </w:r>
                     </w:p>
@@ -3526,7 +3735,7 @@
                           <w:bCs/>
                         </w:rPr>
                         <w:pict w14:anchorId="7CB44145">
-                          <v:rect id="_x0000_i1058" style="width:0;height:1.5pt" o:hralign="center" o:hrstd="t" o:hr="t" fillcolor="#a0a0a0" stroked="f"/>
+                          <v:rect id="_x0000_i1032" style="width:0;height:1.5pt" o:hralign="center" o:hrstd="t" o:hr="t" fillcolor="#a0a0a0" stroked="f"/>
                         </w:pict>
                       </w:r>
                     </w:p>
@@ -3751,7 +3960,7 @@
                           <w:bCs/>
                         </w:rPr>
                         <w:pict w14:anchorId="71482292">
-                          <v:rect id="_x0000_i1092" style="width:0;height:1.5pt" o:hralign="center" o:hrstd="t" o:hr="t" fillcolor="#a0a0a0" stroked="f"/>
+                          <v:rect id="_x0000_i1034" style="width:0;height:1.5pt" o:hralign="center" o:hrstd="t" o:hr="t" fillcolor="#a0a0a0" stroked="f"/>
                         </w:pict>
                       </w:r>
                     </w:p>
@@ -3821,7 +4030,15 @@
         <w:t>T-pot Management:</w:t>
       </w:r>
       <w:r>
-        <w:t xml:space="preserve"> Access to Cockpit Rule: This rule is designed to restrict access to the management interface of my honeypot so that only the local machine can access the management UI.</w:t>
+        <w:t xml:space="preserve"> Access to Cockpit Rule: This rule </w:t>
+      </w:r>
+      <w:proofErr w:type="gramStart"/>
+      <w:r>
+        <w:t>is designed</w:t>
+      </w:r>
+      <w:proofErr w:type="gramEnd"/>
+      <w:r>
+        <w:t xml:space="preserve"> to restrict access to the management interface of my honeypot so that only the local machine can access the management UI.</w:t>
       </w:r>
     </w:p>
     <w:p>
@@ -3836,7 +4053,23 @@
         <w:t>T-pot Management:</w:t>
       </w:r>
       <w:r>
-        <w:t xml:space="preserve"> Access to SSH Rule: This rule allows TCP connections to port 64295 from only the local machine, this is the SSH access port to our honeypot, it has been changed from port 22. To port 64295.</w:t>
+        <w:t xml:space="preserve"> Access to SSH Rule: This rule allows TCP connections to port 64295 from only the local machine, this is the SSH access port to our honeypot, it has </w:t>
+      </w:r>
+      <w:proofErr w:type="gramStart"/>
+      <w:r>
+        <w:t>been changed</w:t>
+      </w:r>
+      <w:proofErr w:type="gramEnd"/>
+      <w:r>
+        <w:t xml:space="preserve"> from port </w:t>
+      </w:r>
+      <w:proofErr w:type="gramStart"/>
+      <w:r>
+        <w:t>22</w:t>
+      </w:r>
+      <w:proofErr w:type="gramEnd"/>
+      <w:r>
+        <w:t>. To port 64295.</w:t>
       </w:r>
     </w:p>
     <w:p>
@@ -3915,18 +4148,43 @@
         <w:spacing w:line="276" w:lineRule="auto"/>
       </w:pPr>
       <w:r>
+        <w:lastRenderedPageBreak/>
         <w:t>A</w:t>
       </w:r>
       <w:r>
-        <w:t xml:space="preserve"> keypair is generated, a private and public key. The holder of the private key is the local machine and the server hosting the honeypot holds the corresponding public key. Upon connecting to the honeypot, the server verifies the private key against its public key and checks for a match. </w:t>
-      </w:r>
-    </w:p>
-    <w:p>
-      <w:pPr>
-        <w:spacing w:line="276" w:lineRule="auto"/>
-      </w:pPr>
-      <w:r>
-        <w:t>As the private key is not shared and cannot be derived from the public key, this ensures strong authentication compared to the likes of only a password login.</w:t>
+        <w:t xml:space="preserve"> keypair </w:t>
+      </w:r>
+      <w:proofErr w:type="gramStart"/>
+      <w:r>
+        <w:t>is generated</w:t>
+      </w:r>
+      <w:proofErr w:type="gramEnd"/>
+      <w:r>
+        <w:t xml:space="preserve">, a private and public key. The holder of the private key is the local machine and the server hosting the honeypot holds the corresponding public key. Upon connecting to the honeypot, the server verifies the private key against its public key and checks for a match. </w:t>
+      </w:r>
+    </w:p>
+    <w:p>
+      <w:pPr>
+        <w:spacing w:line="276" w:lineRule="auto"/>
+      </w:pPr>
+      <w:r>
+        <w:t xml:space="preserve">As the private key </w:t>
+      </w:r>
+      <w:proofErr w:type="gramStart"/>
+      <w:r>
+        <w:t>is not shared</w:t>
+      </w:r>
+      <w:proofErr w:type="gramEnd"/>
+      <w:r>
+        <w:t xml:space="preserve"> and cannot </w:t>
+      </w:r>
+      <w:proofErr w:type="gramStart"/>
+      <w:r>
+        <w:t>be derived</w:t>
+      </w:r>
+      <w:proofErr w:type="gramEnd"/>
+      <w:r>
+        <w:t xml:space="preserve"> from the public key, this ensures strong authentication compared to the likes of only a password login.</w:t>
       </w:r>
     </w:p>
     <w:p>
@@ -3940,7 +4198,23 @@
         <w:t>practice</w:t>
       </w:r>
       <w:r>
-        <w:t xml:space="preserve"> would be to move the generated keypair to a secure location such as a directory on the local machine with strict permissions such as chmod 700 on the folder and chmod 600 on the key file, essentially meaning the owner only has access to the private key file.</w:t>
+        <w:t xml:space="preserve"> would be to move the generated keypair to a secure location such as a directory on the local machine with strict permissions such as </w:t>
+      </w:r>
+      <w:proofErr w:type="spellStart"/>
+      <w:r>
+        <w:t>chmod</w:t>
+      </w:r>
+      <w:proofErr w:type="spellEnd"/>
+      <w:r>
+        <w:t xml:space="preserve"> 700 on the folder and </w:t>
+      </w:r>
+      <w:proofErr w:type="spellStart"/>
+      <w:r>
+        <w:t>chmod</w:t>
+      </w:r>
+      <w:proofErr w:type="spellEnd"/>
+      <w:r>
+        <w:t xml:space="preserve"> 600 on the key file, essentially meaning the owner only has access to the private key file.</w:t>
       </w:r>
       <w:r>
         <w:rPr>
@@ -3995,7 +4269,15 @@
         <w:t>four</w:t>
       </w:r>
       <w:r>
-        <w:t xml:space="preserve"> different factors,</w:t>
+        <w:t xml:space="preserve"> </w:t>
+      </w:r>
+      <w:proofErr w:type="gramStart"/>
+      <w:r>
+        <w:t>different factors</w:t>
+      </w:r>
+      <w:proofErr w:type="gramEnd"/>
+      <w:r>
+        <w:t>,</w:t>
       </w:r>
     </w:p>
     <w:p>
@@ -4041,7 +4323,15 @@
         <w:t xml:space="preserve">overheads, </w:t>
       </w:r>
       <w:r>
-        <w:t>operating costs and infrastructure</w:t>
+        <w:t xml:space="preserve">operating </w:t>
+      </w:r>
+      <w:proofErr w:type="gramStart"/>
+      <w:r>
+        <w:t>costs</w:t>
+      </w:r>
+      <w:proofErr w:type="gramEnd"/>
+      <w:r>
+        <w:t xml:space="preserve"> and infrastructure</w:t>
       </w:r>
       <w:r>
         <w:t xml:space="preserve">. </w:t>
@@ -4082,8 +4372,16 @@
       <w:r>
         <w:t xml:space="preserve">Depending on what Cloud provider you choose the hourly price of hosting a honeypot will vary across different regions, this is due to </w:t>
       </w:r>
-      <w:r>
-        <w:t>many factors such as;</w:t>
+      <w:proofErr w:type="gramStart"/>
+      <w:r>
+        <w:t>many</w:t>
+      </w:r>
+      <w:proofErr w:type="gramEnd"/>
+      <w:r>
+        <w:t xml:space="preserve"> factors such </w:t>
+      </w:r>
+      <w:r>
+        <w:t>as.</w:t>
       </w:r>
     </w:p>
     <w:p>
@@ -4102,7 +4400,15 @@
         <w:spacing w:line="276" w:lineRule="auto"/>
       </w:pPr>
       <w:r>
-        <w:t xml:space="preserve">Popular regions being used </w:t>
+        <w:t xml:space="preserve">Popular regions </w:t>
+      </w:r>
+      <w:proofErr w:type="gramStart"/>
+      <w:r>
+        <w:t>being used</w:t>
+      </w:r>
+      <w:proofErr w:type="gramEnd"/>
+      <w:r>
+        <w:t xml:space="preserve"> </w:t>
       </w:r>
       <w:r>
         <w:t>more,</w:t>
@@ -4136,8 +4442,13 @@
         <w:t xml:space="preserve">Older regions are more developed </w:t>
       </w:r>
       <w:r>
-        <w:t>and are better established</w:t>
-      </w:r>
+        <w:t xml:space="preserve">and </w:t>
+      </w:r>
+      <w:proofErr w:type="gramStart"/>
+      <w:r>
+        <w:t>are better established</w:t>
+      </w:r>
+      <w:proofErr w:type="gramEnd"/>
       <w:r>
         <w:t xml:space="preserve"> so the price is typically lower than newer or smaller regions.</w:t>
       </w:r>
@@ -4233,7 +4544,15 @@
         <w:spacing w:line="276" w:lineRule="auto"/>
       </w:pPr>
       <w:r>
-        <w:t xml:space="preserve">Here are some of the factors that will influence the price </w:t>
+        <w:t xml:space="preserve">Here are </w:t>
+      </w:r>
+      <w:proofErr w:type="gramStart"/>
+      <w:r>
+        <w:t>some of</w:t>
+      </w:r>
+      <w:proofErr w:type="gramEnd"/>
+      <w:r>
+        <w:t xml:space="preserve"> the factors that will influence the price </w:t>
       </w:r>
       <w:r>
         <w:t xml:space="preserve">of your </w:t>
@@ -4255,7 +4574,10 @@
         <w:t xml:space="preserve">CPUs, they are the highest cost driver, </w:t>
       </w:r>
       <w:r>
-        <w:t>the more CPUs you use the more money you will need to pay</w:t>
+        <w:t xml:space="preserve">the more CPUs you use the more money you will need to </w:t>
+      </w:r>
+      <w:r>
+        <w:t>pay.</w:t>
       </w:r>
     </w:p>
     <w:p>
@@ -4271,7 +4593,10 @@
         <w:t xml:space="preserve">RAM, Memory-heavy Virtual Machines </w:t>
       </w:r>
       <w:r>
-        <w:t>will drive your costs up</w:t>
+        <w:t xml:space="preserve">will drive your costs </w:t>
+      </w:r>
+      <w:r>
+        <w:t>up.</w:t>
       </w:r>
     </w:p>
     <w:p>
@@ -4284,10 +4609,25 @@
         <w:spacing w:line="276" w:lineRule="auto"/>
       </w:pPr>
       <w:r>
+        <w:lastRenderedPageBreak/>
         <w:t xml:space="preserve">Storage, </w:t>
       </w:r>
       <w:r>
-        <w:t xml:space="preserve">if you are using extra storage such as and SSD or NVMe be ready to pay extra </w:t>
+        <w:t xml:space="preserve">if you are using extra storage such as and SSD or </w:t>
+      </w:r>
+      <w:proofErr w:type="spellStart"/>
+      <w:r>
+        <w:t>NVMe</w:t>
+      </w:r>
+      <w:proofErr w:type="spellEnd"/>
+      <w:r>
+        <w:t xml:space="preserve"> be ready to pay </w:t>
+      </w:r>
+      <w:r>
+        <w:t>extra.</w:t>
+      </w:r>
+      <w:r>
+        <w:t xml:space="preserve"> </w:t>
       </w:r>
     </w:p>
     <w:p>
@@ -4357,7 +4697,10 @@
         <w:spacing w:line="276" w:lineRule="auto"/>
       </w:pPr>
       <w:r>
-        <w:t>Pay-as-you-go</w:t>
+        <w:t>Pay-as-you-</w:t>
+      </w:r>
+      <w:r>
+        <w:t>go!</w:t>
       </w:r>
     </w:p>
     <w:p>
@@ -4390,13 +4733,26 @@
         <w:t xml:space="preserve"> running a honeynet for one hour would</w:t>
       </w:r>
       <w:r>
-        <w:t xml:space="preserve"> incur a small cost of 10 cents, but running that honeypot for 720 hours</w:t>
+        <w:t xml:space="preserve"> incur a small cost of </w:t>
+      </w:r>
+      <w:proofErr w:type="gramStart"/>
+      <w:r>
+        <w:t>10</w:t>
+      </w:r>
+      <w:proofErr w:type="gramEnd"/>
+      <w:r>
+        <w:t xml:space="preserve"> cents, but running that honeypot for 720 hours</w:t>
       </w:r>
       <w:r>
         <w:t xml:space="preserve"> (30 days) would cost </w:t>
       </w:r>
-      <w:r>
-        <w:t>72 euro</w:t>
+      <w:proofErr w:type="gramStart"/>
+      <w:r>
+        <w:t>72</w:t>
+      </w:r>
+      <w:proofErr w:type="gramEnd"/>
+      <w:r>
+        <w:t xml:space="preserve"> euro</w:t>
       </w:r>
       <w:r>
         <w:t>, the longer it runs the more you will pay.</w:t>
@@ -4422,8 +4778,13 @@
         <w:pStyle w:val="ListParagraph"/>
         <w:spacing w:line="276" w:lineRule="auto"/>
       </w:pPr>
-      <w:r>
-        <w:t>Many providers such as AWS</w:t>
+      <w:proofErr w:type="gramStart"/>
+      <w:r>
+        <w:t>Many</w:t>
+      </w:r>
+      <w:proofErr w:type="gramEnd"/>
+      <w:r>
+        <w:t xml:space="preserve"> providers such as AWS</w:t>
       </w:r>
       <w:r>
         <w:t xml:space="preserve"> or GCP offer discounts if you commit to a specific amount </w:t>
@@ -4444,7 +4805,13 @@
         <w:t>all</w:t>
       </w:r>
       <w:r>
-        <w:t xml:space="preserve"> the commitment period </w:t>
+        <w:t xml:space="preserve"> the commitment </w:t>
+      </w:r>
+      <w:r>
+        <w:t>periods.</w:t>
+      </w:r>
+      <w:r>
+        <w:t xml:space="preserve"> </w:t>
       </w:r>
     </w:p>
     <w:p>
@@ -4488,7 +4855,15 @@
         <w:spacing w:line="276" w:lineRule="auto"/>
       </w:pPr>
       <w:r>
-        <w:t>The pricing for this project is based on the hourly rates provided by AWS, Azure, and Google Cloud for hosting three honeypots on each platform across the regions of Virginia, Frankfurt, and Singapore. Each virtual machine meets the minimum system requirements for T-Pot, consisting of 2 CPUs and 8 GB of RAM. All honeypots are deployed using these recommended specifications and will run for a total duration of 80 days.</w:t>
+        <w:t xml:space="preserve">The pricing for this project is based on the hourly rates provided by AWS, Azure, and Google Cloud for hosting three honeypots on each platform across the regions of Virginia, Frankfurt, and Singapore. Each virtual machine meets the minimum system requirements for T-Pot, consisting of 2 CPUs and 8 GB of RAM. All honeypots </w:t>
+      </w:r>
+      <w:proofErr w:type="gramStart"/>
+      <w:r>
+        <w:t>are deployed</w:t>
+      </w:r>
+      <w:proofErr w:type="gramEnd"/>
+      <w:r>
+        <w:t xml:space="preserve"> using these recommended specifications and will run for a total duration of 80 days.</w:t>
       </w:r>
     </w:p>
     <w:p>
@@ -4548,6 +4923,7 @@
           <w:sz w:val="20"/>
           <w:szCs w:val="20"/>
         </w:rPr>
+        <w:lastRenderedPageBreak/>
         <w:t>Fig.2</w:t>
       </w:r>
     </w:p>
@@ -4668,8 +5044,16 @@
         <w:rPr>
           <w:color w:val="000000" w:themeColor="text1"/>
         </w:rPr>
-        <w:t xml:space="preserve"> to being very limited</w:t>
-      </w:r>
+        <w:t xml:space="preserve"> to being </w:t>
+      </w:r>
+      <w:proofErr w:type="gramStart"/>
+      <w:r>
+        <w:rPr>
+          <w:color w:val="000000" w:themeColor="text1"/>
+        </w:rPr>
+        <w:t>very limited</w:t>
+      </w:r>
+      <w:proofErr w:type="gramEnd"/>
       <w:r>
         <w:rPr>
           <w:color w:val="000000" w:themeColor="text1"/>
@@ -4730,7 +5114,11 @@
         <w:t xml:space="preserve"> It will also include </w:t>
       </w:r>
       <w:r>
-        <w:t xml:space="preserve">the outcomes we can expect to see according to previous studies that have some similarity, whether its region or cloud provider, It will also include an evaluation of the existing findings related to honeypot research and how that is linked to cloud provider security and lastly some research questions based off my findings from previous studies to help guide this project. </w:t>
+        <w:t xml:space="preserve">the outcomes we can expect to see according to previous studies that have some similarity, whether its region or cloud provider, It will also include an evaluation of the existing findings related to honeypot research and how that is linked to cloud provider security </w:t>
+      </w:r>
+      <w:r>
+        <w:lastRenderedPageBreak/>
+        <w:t xml:space="preserve">and lastly some research questions based off my findings from previous studies to help guide this project. </w:t>
       </w:r>
     </w:p>
     <w:p/>
@@ -4838,7 +5226,15 @@
         <w:t xml:space="preserve"> global presence</w:t>
       </w:r>
       <w:r>
-        <w:t xml:space="preserve"> with many availability zones and </w:t>
+        <w:t xml:space="preserve"> with </w:t>
+      </w:r>
+      <w:proofErr w:type="gramStart"/>
+      <w:r>
+        <w:t>many</w:t>
+      </w:r>
+      <w:proofErr w:type="gramEnd"/>
+      <w:r>
+        <w:t xml:space="preserve"> availability zones and </w:t>
       </w:r>
       <w:r>
         <w:t>around the clock support</w:t>
@@ -4879,7 +5275,15 @@
         <w:t xml:space="preserve">This global presence </w:t>
       </w:r>
       <w:r>
-        <w:t>brings a lot of traffic to</w:t>
+        <w:t xml:space="preserve">brings </w:t>
+      </w:r>
+      <w:proofErr w:type="gramStart"/>
+      <w:r>
+        <w:t>a lot of</w:t>
+      </w:r>
+      <w:proofErr w:type="gramEnd"/>
+      <w:r>
+        <w:t xml:space="preserve"> traffic to</w:t>
       </w:r>
       <w:r>
         <w:t xml:space="preserve"> the AWS cloud</w:t>
@@ -4888,19 +5292,25 @@
         <w:t>. This</w:t>
       </w:r>
       <w:r>
-        <w:t xml:space="preserve"> makes it a</w:t>
-      </w:r>
-      <w:r>
-        <w:t xml:space="preserve">n strong </w:t>
+        <w:t xml:space="preserve"> makes it </w:t>
+      </w:r>
+      <w:r>
+        <w:t>a</w:t>
+      </w:r>
+      <w:r>
+        <w:t xml:space="preserve"> strong </w:t>
       </w:r>
       <w:r>
         <w:t xml:space="preserve">candidate for hosting honeypots and gathering information on threat actors from all over the world. </w:t>
       </w:r>
       <w:r>
-        <w:t>A primar</w:t>
-      </w:r>
-      <w:r>
-        <w:t>arily targeted services in AWS</w:t>
+        <w:t xml:space="preserve">A </w:t>
+      </w:r>
+      <w:r>
+        <w:t>primarily</w:t>
+      </w:r>
+      <w:r>
+        <w:t xml:space="preserve"> targeted services in AWS</w:t>
       </w:r>
       <w:r>
         <w:t xml:space="preserve"> across studies at </w:t>
@@ -4921,7 +5331,13 @@
         <w:t xml:space="preserve">[12] </w:t>
       </w:r>
       <w:r>
-        <w:t xml:space="preserve">has proven to be the SSH service </w:t>
+        <w:t xml:space="preserve">has proven to be the SSH </w:t>
+      </w:r>
+      <w:r>
+        <w:t>service.</w:t>
+      </w:r>
+      <w:r>
+        <w:t xml:space="preserve"> </w:t>
       </w:r>
     </w:p>
     <w:p>
@@ -4997,10 +5413,18 @@
         <w:t>, they stated “the highest concentration for unique IP addresses is on the ports that provide shell access to the adversary, namely port 22</w:t>
       </w:r>
       <w:r>
-        <w:t xml:space="preserve">/ssh”. This shows how misconfigured or exposed SSH ports on AWS are </w:t>
-      </w:r>
-      <w:r>
-        <w:t xml:space="preserve">targeted by attackers </w:t>
+        <w:t xml:space="preserve">/ssh”. This shows how misconfigured or exposed SSH ports on AWS </w:t>
+      </w:r>
+      <w:proofErr w:type="gramStart"/>
+      <w:r>
+        <w:t xml:space="preserve">are </w:t>
+      </w:r>
+      <w:r>
+        <w:t>targeted</w:t>
+      </w:r>
+      <w:proofErr w:type="gramEnd"/>
+      <w:r>
+        <w:t xml:space="preserve"> by attackers </w:t>
       </w:r>
       <w:r>
         <w:t xml:space="preserve">more often than other ports on AWS. </w:t>
@@ -5062,7 +5486,15 @@
         <w:t xml:space="preserve">Azure is Microsoft’s cloud platform, </w:t>
       </w:r>
       <w:r>
-        <w:t>it is integrated with Microsoft products such as Windows server, Active Directory and Office 365.</w:t>
+        <w:t xml:space="preserve">it </w:t>
+      </w:r>
+      <w:proofErr w:type="gramStart"/>
+      <w:r>
+        <w:t>is integrated</w:t>
+      </w:r>
+      <w:proofErr w:type="gramEnd"/>
+      <w:r>
+        <w:t xml:space="preserve"> with Microsoft products such as Windows server, Active Directory and Office 365.</w:t>
       </w:r>
       <w:r>
         <w:t xml:space="preserve"> </w:t>
@@ -5085,24 +5517,39 @@
         <w:t xml:space="preserve"> (Infrastructure as a Service)</w:t>
       </w:r>
       <w:r>
-        <w:t xml:space="preserve"> which includes virtual machines, networks and storag</w:t>
-      </w:r>
-      <w:r>
-        <w:t>e</w:t>
-      </w:r>
-    </w:p>
-    <w:p>
-      <w:pPr>
-        <w:spacing w:line="276" w:lineRule="auto"/>
-      </w:pPr>
-      <w:r>
+        <w:t xml:space="preserve"> which includes virtual machines, </w:t>
+      </w:r>
+      <w:proofErr w:type="gramStart"/>
+      <w:r>
+        <w:t>networks</w:t>
+      </w:r>
+      <w:proofErr w:type="gramEnd"/>
+      <w:r>
+        <w:t xml:space="preserve"> and </w:t>
+      </w:r>
+      <w:r>
+        <w:t>storage.</w:t>
+      </w:r>
+    </w:p>
+    <w:p>
+      <w:pPr>
+        <w:spacing w:line="276" w:lineRule="auto"/>
+      </w:pPr>
+      <w:r>
+        <w:lastRenderedPageBreak/>
         <w:t>PaaS</w:t>
       </w:r>
       <w:r>
         <w:t xml:space="preserve"> (Platform as a Service)</w:t>
       </w:r>
       <w:r>
-        <w:t xml:space="preserve"> which includes databases and container platforms </w:t>
+        <w:t xml:space="preserve"> which includes databases and container </w:t>
+      </w:r>
+      <w:r>
+        <w:t>platforms.</w:t>
+      </w:r>
+      <w:r>
+        <w:t xml:space="preserve"> </w:t>
       </w:r>
     </w:p>
     <w:p>
@@ -5116,7 +5563,13 @@
         <w:t xml:space="preserve"> (Software as a Service)</w:t>
       </w:r>
       <w:r>
-        <w:t xml:space="preserve"> integrations which is a built in connection to </w:t>
+        <w:t xml:space="preserve"> integrations which is a </w:t>
+      </w:r>
+      <w:r>
+        <w:t>built-in</w:t>
+      </w:r>
+      <w:r>
+        <w:t xml:space="preserve"> connection to </w:t>
       </w:r>
       <w:r>
         <w:t>Microsoft’s</w:t>
@@ -5156,7 +5609,15 @@
         <w:spacing w:line="276" w:lineRule="auto"/>
       </w:pPr>
       <w:r>
-        <w:t>When choosing a cloud platform to host your vulnerable machine, it is important to find one that will produce large amounts of attack</w:t>
+        <w:t xml:space="preserve">When choosing a cloud platform to host your vulnerable machine, it is important to find one that will produce </w:t>
+      </w:r>
+      <w:proofErr w:type="gramStart"/>
+      <w:r>
+        <w:t>large amounts</w:t>
+      </w:r>
+      <w:proofErr w:type="gramEnd"/>
+      <w:r>
+        <w:t xml:space="preserve"> of attack</w:t>
       </w:r>
       <w:r>
         <w:t xml:space="preserve">ers and provide </w:t>
@@ -5200,10 +5661,26 @@
         <w:t>a duration of 11 months on the Azure cloud and found persistent attacks on the low-interaction honeypots</w:t>
       </w:r>
       <w:r>
-        <w:t xml:space="preserve">. Their deployment was aimed to supply </w:t>
-      </w:r>
-      <w:r>
-        <w:t xml:space="preserve">a concrete analysis of how attackers behave over long periods of time in a public cloud environment. </w:t>
+        <w:t xml:space="preserve">. Their deployment </w:t>
+      </w:r>
+      <w:proofErr w:type="gramStart"/>
+      <w:r>
+        <w:t>was aimed</w:t>
+      </w:r>
+      <w:proofErr w:type="gramEnd"/>
+      <w:r>
+        <w:t xml:space="preserve"> to supply </w:t>
+      </w:r>
+      <w:r>
+        <w:t xml:space="preserve">a concrete analysis of how attackers behave over </w:t>
+      </w:r>
+      <w:proofErr w:type="gramStart"/>
+      <w:r>
+        <w:t>long periods</w:t>
+      </w:r>
+      <w:proofErr w:type="gramEnd"/>
+      <w:r>
+        <w:t xml:space="preserve"> of time in a public cloud environment. </w:t>
       </w:r>
       <w:r>
         <w:t>The long deployment</w:t>
@@ -5215,10 +5692,26 @@
         <w:t xml:space="preserve">deployments and the immutable log store used </w:t>
       </w:r>
       <w:r>
-        <w:t xml:space="preserve">ensured that written log entries could not be tampered with, increasing the reliability of their data further. </w:t>
-      </w:r>
-      <w:r>
-        <w:t>The persistence of attacks on low-interaction honeypots suggested that many attackers on azure are automated scanners that continue to return to known Azure IPs</w:t>
+        <w:t xml:space="preserve">ensured that written log entries could not </w:t>
+      </w:r>
+      <w:proofErr w:type="gramStart"/>
+      <w:r>
+        <w:t>be tampered</w:t>
+      </w:r>
+      <w:proofErr w:type="gramEnd"/>
+      <w:r>
+        <w:t xml:space="preserve"> with, increasing the reliability of their data further. </w:t>
+      </w:r>
+      <w:r>
+        <w:t xml:space="preserve">The persistence of attacks on low-interaction honeypots suggested that </w:t>
+      </w:r>
+      <w:proofErr w:type="gramStart"/>
+      <w:r>
+        <w:t>many</w:t>
+      </w:r>
+      <w:proofErr w:type="gramEnd"/>
+      <w:r>
+        <w:t xml:space="preserve"> attackers on azure are automated scanners that continue to return to known Azure IPs</w:t>
       </w:r>
       <w:r>
         <w:t>, scanning for exposed services.</w:t>
@@ -5229,8 +5722,16 @@
       <w:r>
         <w:t xml:space="preserve">The LDA analysis reveals that attackers are not just bots that are only scanning the network, but </w:t>
       </w:r>
-      <w:r>
-        <w:t>actually dropping payloads such as cryptominers</w:t>
+      <w:proofErr w:type="gramStart"/>
+      <w:r>
+        <w:t>actually dropping</w:t>
+      </w:r>
+      <w:proofErr w:type="gramEnd"/>
+      <w:r>
+        <w:t xml:space="preserve"> payloads such as </w:t>
+      </w:r>
+      <w:r>
+        <w:t>crypto miners</w:t>
       </w:r>
       <w:r>
         <w:t>,</w:t>
@@ -5242,7 +5743,15 @@
         <w:t xml:space="preserve"> and more. </w:t>
       </w:r>
       <w:r>
-        <w:t xml:space="preserve">This shows us that Azure is a reliable cloud provider to produce an accurate and </w:t>
+        <w:t xml:space="preserve">This shows us that Azure is a </w:t>
+      </w:r>
+      <w:proofErr w:type="gramStart"/>
+      <w:r>
+        <w:t>reliable</w:t>
+      </w:r>
+      <w:proofErr w:type="gramEnd"/>
+      <w:r>
+        <w:t xml:space="preserve"> cloud provider to produce an accurate and </w:t>
       </w:r>
       <w:r>
         <w:t>in-depth</w:t>
@@ -5303,7 +5812,15 @@
         <w:t xml:space="preserve"> is Google’s cloud platform, it is known for its strong analytics</w:t>
       </w:r>
       <w:r>
-        <w:t xml:space="preserve">, data and machine learning capabilities. </w:t>
+        <w:t xml:space="preserve">, </w:t>
+      </w:r>
+      <w:proofErr w:type="gramStart"/>
+      <w:r>
+        <w:t>data</w:t>
+      </w:r>
+      <w:proofErr w:type="gramEnd"/>
+      <w:r>
+        <w:t xml:space="preserve"> and machine learning capabilities. </w:t>
       </w:r>
       <w:r>
         <w:t xml:space="preserve">According to </w:t>
@@ -5333,13 +5850,29 @@
         <w:t xml:space="preserve"> queries</w:t>
       </w:r>
       <w:r>
-        <w:t xml:space="preserve"> (BigQuery)</w:t>
+        <w:t xml:space="preserve"> (</w:t>
+      </w:r>
+      <w:proofErr w:type="spellStart"/>
+      <w:r>
+        <w:t>BigQuery</w:t>
+      </w:r>
+      <w:proofErr w:type="spellEnd"/>
+      <w:r>
+        <w:t>)</w:t>
       </w:r>
       <w:r>
         <w:t>, Machine Learning</w:t>
       </w:r>
       <w:r>
-        <w:t>, Artificial Intelligence and containers such as Kubernetes and GKE</w:t>
+        <w:t xml:space="preserve">, Artificial </w:t>
+      </w:r>
+      <w:proofErr w:type="gramStart"/>
+      <w:r>
+        <w:t>Intelligence</w:t>
+      </w:r>
+      <w:proofErr w:type="gramEnd"/>
+      <w:r>
+        <w:t xml:space="preserve"> and containers such as Kubernetes and GKE</w:t>
       </w:r>
       <w:r>
         <w:t xml:space="preserve">. The National Institutes of Health (NIH) in the US </w:t>
@@ -5406,6 +5939,7 @@
         <w:spacing w:line="276" w:lineRule="auto"/>
       </w:pPr>
       <w:r>
+        <w:lastRenderedPageBreak/>
         <w:t xml:space="preserve">A comparative study of honeypots on different cloud platforms at </w:t>
       </w:r>
       <w:r>
@@ -5423,7 +5957,39 @@
       </w:r>
       <w:bookmarkEnd w:id="34"/>
       <w:r>
-        <w:t>This suggests that GCP is the most targeted cloud platform among the three giants, AWS, Azure and GCP. This information can be interpreted by users as GCP being the most likely to be attacked and perhaps not the ideal place for a small business to host their servers on unless they have the necessary protections in place.</w:t>
+        <w:t xml:space="preserve">This suggests that GCP is the most targeted cloud platform among the three giants, AWS, </w:t>
+      </w:r>
+      <w:proofErr w:type="gramStart"/>
+      <w:r>
+        <w:t>Azure</w:t>
+      </w:r>
+      <w:proofErr w:type="gramEnd"/>
+      <w:r>
+        <w:t xml:space="preserve"> and GCP. This information can </w:t>
+      </w:r>
+      <w:proofErr w:type="gramStart"/>
+      <w:r>
+        <w:t>be interpreted</w:t>
+      </w:r>
+      <w:proofErr w:type="gramEnd"/>
+      <w:r>
+        <w:t xml:space="preserve"> by users as GCP being the most likely to </w:t>
+      </w:r>
+      <w:proofErr w:type="gramStart"/>
+      <w:r>
+        <w:t>be attacked</w:t>
+      </w:r>
+      <w:proofErr w:type="gramEnd"/>
+      <w:r>
+        <w:t xml:space="preserve"> and </w:t>
+      </w:r>
+      <w:proofErr w:type="gramStart"/>
+      <w:r>
+        <w:t>perhaps not</w:t>
+      </w:r>
+      <w:proofErr w:type="gramEnd"/>
+      <w:r>
+        <w:t xml:space="preserve"> the ideal place for a small business to host their servers on unless they have the necessary protections in place.</w:t>
       </w:r>
     </w:p>
     <w:p>
@@ -5488,7 +6054,15 @@
         <w:t xml:space="preserve">[5] </w:t>
       </w:r>
       <w:r>
-        <w:t xml:space="preserve">where the global distribution of honeynets across AWS, Azure and GLC was examined, </w:t>
+        <w:t xml:space="preserve">where the global distribution of honeynets across AWS, Azure and GLC </w:t>
+      </w:r>
+      <w:proofErr w:type="gramStart"/>
+      <w:r>
+        <w:t>was examined</w:t>
+      </w:r>
+      <w:proofErr w:type="gramEnd"/>
+      <w:r>
+        <w:t xml:space="preserve">, </w:t>
       </w:r>
       <w:r>
         <w:t>each</w:t>
@@ -5523,7 +6097,15 @@
         <w:t xml:space="preserve"> and AWS deployed SSH services </w:t>
       </w:r>
       <w:r>
-        <w:t>attract much higher numbers of</w:t>
+        <w:t xml:space="preserve">attract </w:t>
+      </w:r>
+      <w:proofErr w:type="gramStart"/>
+      <w:r>
+        <w:t>much</w:t>
+      </w:r>
+      <w:proofErr w:type="gramEnd"/>
+      <w:r>
+        <w:t xml:space="preserve"> higher numbers of</w:t>
       </w:r>
       <w:r>
         <w:t xml:space="preserve"> brute-force traffic compared to other providers</w:t>
@@ -5552,8 +6134,13 @@
         <w:t xml:space="preserve">There were 3,371 occurrences </w:t>
       </w:r>
       <w:r>
-        <w:t>of RealVNC</w:t>
-      </w:r>
+        <w:t xml:space="preserve">of </w:t>
+      </w:r>
+      <w:proofErr w:type="spellStart"/>
+      <w:r>
+        <w:t>RealVNC</w:t>
+      </w:r>
+      <w:proofErr w:type="spellEnd"/>
       <w:r>
         <w:t xml:space="preserve"> in Azure compared to 1,924 in AWS, </w:t>
       </w:r>
@@ -5647,7 +6234,15 @@
         <w:t xml:space="preserve">cloud hosts. </w:t>
       </w:r>
       <w:r>
-        <w:t xml:space="preserve">Newly allocated cloud IPs are populated with active severs, this leaves an activity footprint </w:t>
+        <w:t xml:space="preserve">Newly allocated cloud IPs </w:t>
+      </w:r>
+      <w:proofErr w:type="gramStart"/>
+      <w:r>
+        <w:t>are populated</w:t>
+      </w:r>
+      <w:proofErr w:type="gramEnd"/>
+      <w:r>
+        <w:t xml:space="preserve"> with active severs, this leaves an activity footprint </w:t>
       </w:r>
       <w:r>
         <w:t xml:space="preserve">which resembles real hosts to </w:t>
@@ -5671,7 +6266,15 @@
         <w:t xml:space="preserve"> </w:t>
       </w:r>
       <w:r>
-        <w:t>ranges are newer this could explain why some IP block received more scans and eventually exceeded AWS as the most targeted provider.</w:t>
+        <w:t xml:space="preserve">ranges are newer this could explain why </w:t>
+      </w:r>
+      <w:proofErr w:type="gramStart"/>
+      <w:r>
+        <w:t>some</w:t>
+      </w:r>
+      <w:proofErr w:type="gramEnd"/>
+      <w:r>
+        <w:t xml:space="preserve"> IP block received more scans and eventually exceeded AWS as the most targeted provider.</w:t>
       </w:r>
     </w:p>
     <w:p>
@@ -5707,7 +6310,23 @@
         <w:spacing w:line="276" w:lineRule="auto"/>
       </w:pPr>
       <w:r>
-        <w:t>AWS, Azure and GCP are three major cloud providers, with each offering their own strengths and attracting different types of attack behaviour. AWS is the largest cloud provider wit</w:t>
+        <w:t xml:space="preserve">AWS, </w:t>
+      </w:r>
+      <w:proofErr w:type="gramStart"/>
+      <w:r>
+        <w:t>Azure</w:t>
+      </w:r>
+      <w:proofErr w:type="gramEnd"/>
+      <w:r>
+        <w:t xml:space="preserve"> and GCP are three major cloud providers, with each offering their own strengths and attracting </w:t>
+      </w:r>
+      <w:proofErr w:type="gramStart"/>
+      <w:r>
+        <w:t>different types</w:t>
+      </w:r>
+      <w:proofErr w:type="gramEnd"/>
+      <w:r>
+        <w:t xml:space="preserve"> of attack behaviour. AWS is the largest cloud provider wit</w:t>
       </w:r>
       <w:r>
         <w:t xml:space="preserve">h the biggest cloud market share, it experiences a large volume of automated brute force attacks, especially against SSH. Azure is the second largest </w:t>
@@ -5716,7 +6335,15 @@
         <w:t>provider;</w:t>
       </w:r>
       <w:r>
-        <w:t xml:space="preserve"> it is integrated with Microsoft services. It attracts higher quality payload activity, clearly seen in longer deployments. GCP, has the third highest market share but lowest among the three, despite this it still receives high if not the highest number of hits.</w:t>
+        <w:t xml:space="preserve"> it </w:t>
+      </w:r>
+      <w:proofErr w:type="gramStart"/>
+      <w:r>
+        <w:t>is integrated</w:t>
+      </w:r>
+      <w:proofErr w:type="gramEnd"/>
+      <w:r>
+        <w:t xml:space="preserve"> with Microsoft services. It attracts higher quality payload activity, clearly seen in longer deployments. GCP, has the third highest market share but lowest among the three, despite this it still receives high if not the highest number of hits.</w:t>
       </w:r>
     </w:p>
     <w:p>
@@ -5770,13 +6397,34 @@
         <w:t>software provides</w:t>
       </w:r>
       <w:r>
-        <w:t xml:space="preserve"> a system where you can run different honeypots, there are many </w:t>
+        <w:t xml:space="preserve"> a system where you can run different honeypots, there are </w:t>
+      </w:r>
+      <w:proofErr w:type="gramStart"/>
+      <w:r>
+        <w:t>many</w:t>
+      </w:r>
+      <w:proofErr w:type="gramEnd"/>
+      <w:r>
+        <w:t xml:space="preserve"> </w:t>
       </w:r>
       <w:r>
         <w:t xml:space="preserve">types of honeynet software, and </w:t>
       </w:r>
-      <w:r>
-        <w:t xml:space="preserve">some provide more detail in specific areas than others would. The software mainly provides an environment where </w:t>
+      <w:proofErr w:type="gramStart"/>
+      <w:r>
+        <w:t>some</w:t>
+      </w:r>
+      <w:proofErr w:type="gramEnd"/>
+      <w:r>
+        <w:t xml:space="preserve"> provide more detail in specific areas than others would. The software </w:t>
+      </w:r>
+      <w:proofErr w:type="gramStart"/>
+      <w:r>
+        <w:t>mainly provides</w:t>
+      </w:r>
+      <w:proofErr w:type="gramEnd"/>
+      <w:r>
+        <w:t xml:space="preserve"> an environment where </w:t>
       </w:r>
       <w:r>
         <w:t xml:space="preserve">services such as SSH and the web </w:t>
@@ -5788,13 +6436,37 @@
         <w:t xml:space="preserve">emulated, </w:t>
       </w:r>
       <w:r>
-        <w:t>commands of attackers are logged, different malware is collected and put together</w:t>
+        <w:t xml:space="preserve">commands of attackers </w:t>
+      </w:r>
+      <w:proofErr w:type="gramStart"/>
+      <w:r>
+        <w:t>are logged</w:t>
+      </w:r>
+      <w:proofErr w:type="gramEnd"/>
+      <w:r>
+        <w:t xml:space="preserve">, different malware </w:t>
+      </w:r>
+      <w:proofErr w:type="gramStart"/>
+      <w:r>
+        <w:t>is collected</w:t>
+      </w:r>
+      <w:proofErr w:type="gramEnd"/>
+      <w:r>
+        <w:t xml:space="preserve"> and put together</w:t>
       </w:r>
       <w:r>
         <w:t xml:space="preserve"> in a more user-friendly dashboard. </w:t>
       </w:r>
       <w:r>
-        <w:t xml:space="preserve">These are some of the most popular honeynet software available today. </w:t>
+        <w:t xml:space="preserve">These are </w:t>
+      </w:r>
+      <w:proofErr w:type="gramStart"/>
+      <w:r>
+        <w:t>some of</w:t>
+      </w:r>
+      <w:proofErr w:type="gramEnd"/>
+      <w:r>
+        <w:t xml:space="preserve"> the most popular honeynet software available today. </w:t>
       </w:r>
     </w:p>
     <w:p>
@@ -5850,10 +6522,24 @@
         <w:t>, it packages different software into one system, software include</w:t>
       </w:r>
       <w:r>
-        <w:t>d in T-Pot ranges but not limited to Cowrie, Dionaea, Conpot and ElasticPot</w:t>
-      </w:r>
-      <w:r>
-        <w:t xml:space="preserve">. T-Pot also includes dashboards that use Kibana to operate </w:t>
+        <w:t xml:space="preserve">d in T-Pot ranges but not limited to Cowrie, Dionaea, </w:t>
+      </w:r>
+      <w:proofErr w:type="spellStart"/>
+      <w:r>
+        <w:t>Conpot</w:t>
+      </w:r>
+      <w:proofErr w:type="spellEnd"/>
+      <w:r>
+        <w:t xml:space="preserve"> and ElasticPot</w:t>
+      </w:r>
+      <w:r>
+        <w:t xml:space="preserve">. T-Pot also includes dashboards that use Kibana to </w:t>
+      </w:r>
+      <w:r>
+        <w:t>operate.</w:t>
+      </w:r>
+      <w:r>
+        <w:t xml:space="preserve"> </w:t>
       </w:r>
     </w:p>
     <w:p>
@@ -5867,7 +6553,13 @@
         <w:t xml:space="preserve">, this avoids bias to one singular piece of software and provides a greater angle to </w:t>
       </w:r>
       <w:r>
-        <w:t xml:space="preserve">analyse from. As mentioned above, It also provides </w:t>
+        <w:t xml:space="preserve">analyse from. As mentioned above, </w:t>
+      </w:r>
+      <w:r>
+        <w:t>it</w:t>
+      </w:r>
+      <w:r>
+        <w:t xml:space="preserve"> also provides </w:t>
       </w:r>
       <w:r>
         <w:t>modifiable dashboards that enhance data collecti</w:t>
@@ -5890,15 +6582,31 @@
         <w:t>. This makes it an expensive choice</w:t>
       </w:r>
       <w:r>
-        <w:t xml:space="preserve"> in software which can lead to costs piling up rather quickly. </w:t>
-      </w:r>
-    </w:p>
-    <w:p>
-      <w:pPr>
-        <w:spacing w:line="276" w:lineRule="auto"/>
-      </w:pPr>
-      <w:r>
-        <w:t xml:space="preserve">More on the system requirements of T-Pot can be found at </w:t>
+        <w:t xml:space="preserve"> in software which can lead to costs piling up </w:t>
+      </w:r>
+      <w:proofErr w:type="gramStart"/>
+      <w:r>
+        <w:t>rather quickly</w:t>
+      </w:r>
+      <w:proofErr w:type="gramEnd"/>
+      <w:r>
+        <w:t xml:space="preserve">. </w:t>
+      </w:r>
+    </w:p>
+    <w:p>
+      <w:pPr>
+        <w:spacing w:line="276" w:lineRule="auto"/>
+      </w:pPr>
+      <w:r>
+        <w:t xml:space="preserve">More on the system requirements of T-Pot can </w:t>
+      </w:r>
+      <w:proofErr w:type="gramStart"/>
+      <w:r>
+        <w:t>be found</w:t>
+      </w:r>
+      <w:proofErr w:type="gramEnd"/>
+      <w:r>
+        <w:t xml:space="preserve"> at </w:t>
       </w:r>
       <w:r>
         <w:rPr>
@@ -5937,6 +6645,7 @@
           <w:b/>
           <w:bCs/>
         </w:rPr>
+        <w:lastRenderedPageBreak/>
         <w:t>Cowrie</w:t>
       </w:r>
     </w:p>
@@ -5951,10 +6660,34 @@
         <w:t>environment,</w:t>
       </w:r>
       <w:r>
-        <w:t xml:space="preserve"> so it mainly logs commands made by attackers, captures malware, and </w:t>
-      </w:r>
-      <w:r>
-        <w:t xml:space="preserve">prepares detailed logs of any intrusions. Cowrie is one of the most popular honeynet software tools today, this is proven by the fact it is included in most studies that talk about honeypots, including </w:t>
+        <w:t xml:space="preserve"> so it </w:t>
+      </w:r>
+      <w:proofErr w:type="gramStart"/>
+      <w:r>
+        <w:t>mainly logs</w:t>
+      </w:r>
+      <w:proofErr w:type="gramEnd"/>
+      <w:r>
+        <w:t xml:space="preserve"> commands made by attackers, captures malware, and </w:t>
+      </w:r>
+      <w:r>
+        <w:t xml:space="preserve">prepares detailed logs of any intrusions. Cowrie is one of the most popular honeynet software tools today, this </w:t>
+      </w:r>
+      <w:proofErr w:type="gramStart"/>
+      <w:r>
+        <w:t>is proven</w:t>
+      </w:r>
+      <w:proofErr w:type="gramEnd"/>
+      <w:r>
+        <w:t xml:space="preserve"> by the fact it </w:t>
+      </w:r>
+      <w:proofErr w:type="gramStart"/>
+      <w:r>
+        <w:t>is included</w:t>
+      </w:r>
+      <w:proofErr w:type="gramEnd"/>
+      <w:r>
+        <w:t xml:space="preserve"> in most studies that talk about honeypots, including </w:t>
       </w:r>
       <w:r>
         <w:rPr>
@@ -6023,7 +6756,15 @@
         <w:t xml:space="preserve">. </w:t>
       </w:r>
       <w:r>
-        <w:t xml:space="preserve">It is mentioned to be the most attractive software to attacks </w:t>
+        <w:t xml:space="preserve">It </w:t>
+      </w:r>
+      <w:proofErr w:type="gramStart"/>
+      <w:r>
+        <w:t>is mentioned</w:t>
+      </w:r>
+      <w:proofErr w:type="gramEnd"/>
+      <w:r>
+        <w:t xml:space="preserve"> to be the most attractive software to attacks </w:t>
       </w:r>
       <w:r>
         <w:t xml:space="preserve">in </w:t>
@@ -6055,10 +6796,23 @@
         <w:t xml:space="preserve">Cowrie is </w:t>
       </w:r>
       <w:r>
-        <w:t xml:space="preserve">great for capturing large amounts of real-world brute force and general malware traffic due to its popularity and makes it </w:t>
-      </w:r>
-      <w:r>
-        <w:t>very common among researchers as it gives them</w:t>
+        <w:t xml:space="preserve">great for capturing </w:t>
+      </w:r>
+      <w:proofErr w:type="gramStart"/>
+      <w:r>
+        <w:t>large amounts</w:t>
+      </w:r>
+      <w:proofErr w:type="gramEnd"/>
+      <w:r>
+        <w:t xml:space="preserve"> of real-world brute force and general malware traffic due to its popularity and makes it </w:t>
+      </w:r>
+      <w:proofErr w:type="gramStart"/>
+      <w:r>
+        <w:t>very common</w:t>
+      </w:r>
+      <w:proofErr w:type="gramEnd"/>
+      <w:r>
+        <w:t xml:space="preserve"> among researchers as it gives them</w:t>
       </w:r>
       <w:r>
         <w:t xml:space="preserve"> a vast amount of </w:t>
@@ -6097,7 +6851,31 @@
         <w:t xml:space="preserve"> visibility for SSH brute-force interactions compare to other soft</w:t>
       </w:r>
       <w:r>
-        <w:t>ware such as Dionaea, Conpot and Glastopf that was also used in their study</w:t>
+        <w:t xml:space="preserve">ware such as Dionaea, </w:t>
+      </w:r>
+      <w:proofErr w:type="spellStart"/>
+      <w:r>
+        <w:t>Conpot</w:t>
+      </w:r>
+      <w:proofErr w:type="spellEnd"/>
+      <w:r>
+        <w:t xml:space="preserve"> and </w:t>
+      </w:r>
+      <w:proofErr w:type="spellStart"/>
+      <w:r>
+        <w:t>Glastopf</w:t>
+      </w:r>
+      <w:proofErr w:type="spellEnd"/>
+      <w:r>
+        <w:t xml:space="preserve"> that </w:t>
+      </w:r>
+      <w:proofErr w:type="gramStart"/>
+      <w:r>
+        <w:t>was also used</w:t>
+      </w:r>
+      <w:proofErr w:type="gramEnd"/>
+      <w:r>
+        <w:t xml:space="preserve"> in their study</w:t>
       </w:r>
       <w:r>
         <w:t xml:space="preserve">. Paper </w:t>
@@ -6130,15 +6908,29 @@
         <w:t xml:space="preserve">. This paper shows Cowries </w:t>
       </w:r>
       <w:r>
-        <w:t xml:space="preserve">large presence as an SSH honeypot in the wild talks about how its popularity makes it a primary target for attackers </w:t>
-      </w:r>
-    </w:p>
-    <w:p>
-      <w:pPr>
-        <w:spacing w:line="276" w:lineRule="auto"/>
-      </w:pPr>
-      <w:r>
-        <w:t xml:space="preserve">The limitations with Cowries include that its limited to SSH or Telnet and does not monitor other protocols and </w:t>
+        <w:t xml:space="preserve">large presence as an SSH honeypot in the wild talks about how its popularity makes it a primary target for </w:t>
+      </w:r>
+      <w:r>
+        <w:t>attackers.</w:t>
+      </w:r>
+      <w:r>
+        <w:t xml:space="preserve"> </w:t>
+      </w:r>
+    </w:p>
+    <w:p>
+      <w:pPr>
+        <w:spacing w:line="276" w:lineRule="auto"/>
+      </w:pPr>
+      <w:r>
+        <w:t xml:space="preserve">The limitations with Cowries include that </w:t>
+      </w:r>
+      <w:proofErr w:type="gramStart"/>
+      <w:r>
+        <w:t>it’s</w:t>
+      </w:r>
+      <w:proofErr w:type="gramEnd"/>
+      <w:r>
+        <w:t xml:space="preserve"> limited to SSH or Telnet and does not monitor other protocols and </w:t>
       </w:r>
       <w:r>
         <w:t xml:space="preserve">due to its popularity skilled attackers </w:t>
@@ -6153,7 +6945,13 @@
         <w:t>detecting that it is a f</w:t>
       </w:r>
       <w:r>
-        <w:t xml:space="preserve">ake environment </w:t>
+        <w:t xml:space="preserve">ake </w:t>
+      </w:r>
+      <w:r>
+        <w:t>environment.</w:t>
+      </w:r>
+      <w:r>
+        <w:t xml:space="preserve"> </w:t>
       </w:r>
     </w:p>
     <w:p>
@@ -6189,38 +6987,86 @@
         <w:t>MHN is a honeypot management</w:t>
       </w:r>
       <w:r>
-        <w:t xml:space="preserve"> system, it does not actually act as a honeypot software per say,</w:t>
-      </w:r>
-      <w:r>
-        <w:t xml:space="preserve"> it manages multiple pot sensors and collects their data and displays it in a more readable format. </w:t>
-      </w:r>
-    </w:p>
-    <w:p>
-      <w:pPr>
-        <w:spacing w:line="276" w:lineRule="auto"/>
-      </w:pPr>
-      <w:r>
-        <w:t xml:space="preserve">It is similar to T-Pot in the sense that it uses multiple </w:t>
-      </w:r>
-      <w:r>
-        <w:t xml:space="preserve">software such as Cowrie, Dionaea, Snort and more but unlike T-Pot it is not actively </w:t>
-      </w:r>
-      <w:r>
-        <w:t>maintained as it is an older framework.</w:t>
-      </w:r>
-    </w:p>
-    <w:p>
-      <w:pPr>
-        <w:spacing w:line="276" w:lineRule="auto"/>
-      </w:pPr>
-      <w:r>
-        <w:t>In the beginning of this project, it was planned to use MHN as the management software running the ho</w:t>
+        <w:t xml:space="preserve"> system, it does not actually </w:t>
+      </w:r>
+      <w:proofErr w:type="gramStart"/>
+      <w:r>
+        <w:t>act as</w:t>
+      </w:r>
+      <w:proofErr w:type="gramEnd"/>
+      <w:r>
+        <w:t xml:space="preserve"> a honeypot software per say,</w:t>
+      </w:r>
+      <w:r>
+        <w:t xml:space="preserve"> it </w:t>
+      </w:r>
+      <w:proofErr w:type="gramStart"/>
+      <w:r>
+        <w:t>manages multiple pot sensors and collects their data</w:t>
+      </w:r>
+      <w:proofErr w:type="gramEnd"/>
+      <w:r>
+        <w:t xml:space="preserve"> and displays it in a more readable format. </w:t>
+      </w:r>
+    </w:p>
+    <w:p>
+      <w:pPr>
+        <w:spacing w:line="276" w:lineRule="auto"/>
+      </w:pPr>
+      <w:r>
+        <w:t xml:space="preserve">It is </w:t>
+      </w:r>
+      <w:proofErr w:type="gramStart"/>
+      <w:r>
+        <w:t>similar to</w:t>
+      </w:r>
+      <w:proofErr w:type="gramEnd"/>
+      <w:r>
+        <w:t xml:space="preserve"> T-Pot in the sense that it uses multiple </w:t>
+      </w:r>
+      <w:r>
+        <w:t xml:space="preserve">software such as Cowrie, Dionaea, Snort and more but unlike T-Pot it </w:t>
+      </w:r>
+      <w:proofErr w:type="gramStart"/>
+      <w:r>
+        <w:t xml:space="preserve">is not actively </w:t>
+      </w:r>
+      <w:r>
+        <w:t>maintained</w:t>
+      </w:r>
+      <w:proofErr w:type="gramEnd"/>
+      <w:r>
+        <w:t xml:space="preserve"> as it is an older framework.</w:t>
+      </w:r>
+    </w:p>
+    <w:p>
+      <w:pPr>
+        <w:spacing w:line="276" w:lineRule="auto"/>
+      </w:pPr>
+      <w:r>
+        <w:t xml:space="preserve">In the beginning of this project, it </w:t>
+      </w:r>
+      <w:proofErr w:type="gramStart"/>
+      <w:r>
+        <w:t>was planned</w:t>
+      </w:r>
+      <w:proofErr w:type="gramEnd"/>
+      <w:r>
+        <w:t xml:space="preserve"> to use MHN as the management software running the ho</w:t>
       </w:r>
       <w:r>
         <w:t>n</w:t>
       </w:r>
       <w:r>
-        <w:t xml:space="preserve">eypots, but after further research it was found that </w:t>
+        <w:t xml:space="preserve">eypots, but after further research it </w:t>
+      </w:r>
+      <w:proofErr w:type="gramStart"/>
+      <w:r>
+        <w:t>was found</w:t>
+      </w:r>
+      <w:proofErr w:type="gramEnd"/>
+      <w:r>
+        <w:t xml:space="preserve"> that </w:t>
       </w:r>
       <w:r>
         <w:t>it only supports old versions of Operations systems such as CentO</w:t>
@@ -6229,7 +7075,15 @@
         <w:t>S 7, Ubuntu 12.04 LTS, Ubuntu 14.04 LTS and Ubuntu 16.04 LTS</w:t>
       </w:r>
       <w:r>
-        <w:t>. This made it rather difficult to set up due to incompatibilities</w:t>
+        <w:t xml:space="preserve">. This made it </w:t>
+      </w:r>
+      <w:proofErr w:type="gramStart"/>
+      <w:r>
+        <w:t>rather difficult</w:t>
+      </w:r>
+      <w:proofErr w:type="gramEnd"/>
+      <w:r>
+        <w:t xml:space="preserve"> to set up due to incompatibilities</w:t>
       </w:r>
       <w:r>
         <w:t>. MHN also proved to be insecure if exposed to the internet due to the outdated components</w:t>
@@ -6278,13 +7132,30 @@
         <w:spacing w:line="276" w:lineRule="auto"/>
       </w:pPr>
       <w:r>
-        <w:t xml:space="preserve">As mentioned above, the original set up of this project involved the use of MHN software, which led to many issues </w:t>
+        <w:lastRenderedPageBreak/>
+        <w:t xml:space="preserve">As mentioned above, the original set up of this project involved the use of MHN software, which led to </w:t>
+      </w:r>
+      <w:proofErr w:type="gramStart"/>
+      <w:r>
+        <w:t>many</w:t>
+      </w:r>
+      <w:proofErr w:type="gramEnd"/>
+      <w:r>
+        <w:t xml:space="preserve"> issues </w:t>
       </w:r>
       <w:r>
         <w:t xml:space="preserve">regarding compatibility and </w:t>
       </w:r>
       <w:r>
-        <w:t xml:space="preserve">available support. This issue was highlighted in a study by a student who encountered a similar issue at </w:t>
+        <w:t xml:space="preserve">available support. This issue </w:t>
+      </w:r>
+      <w:proofErr w:type="gramStart"/>
+      <w:r>
+        <w:t>was highlighted</w:t>
+      </w:r>
+      <w:proofErr w:type="gramEnd"/>
+      <w:r>
+        <w:t xml:space="preserve"> in a study by a student who encountered a similar issue at </w:t>
       </w:r>
       <w:r>
         <w:rPr>
@@ -6299,7 +7170,15 @@
         <w:t>noted that MHN features are not compatible with newer versions of Ubuntu</w:t>
       </w:r>
       <w:r>
-        <w:t>, leading to several issues when attempting to deploy MHN</w:t>
+        <w:t xml:space="preserve">, leading to </w:t>
+      </w:r>
+      <w:proofErr w:type="gramStart"/>
+      <w:r>
+        <w:t>several</w:t>
+      </w:r>
+      <w:proofErr w:type="gramEnd"/>
+      <w:r>
+        <w:t xml:space="preserve"> issues when attempting to deploy MHN</w:t>
       </w:r>
       <w:r>
         <w:t>.</w:t>
@@ -6344,10 +7223,42 @@
         <w:t>an</w:t>
       </w:r>
       <w:r>
-        <w:t xml:space="preserve"> in-depth and maintained platform that bundles up several tools to be used and studied at your disposal, but it is demanding when it comes to resources making it costly to deploy and run</w:t>
-      </w:r>
-      <w:r>
-        <w:t>. Cowrie is a popular SSH/Telnet honeypot. It consistently attracts high volumes of attacks and had detailed logging for commands, but it is limited to SSH/Telnet protocols and can possibly be fingerprinted by skilled attackers. MHN</w:t>
+        <w:t xml:space="preserve"> in-depth and maintained platform that bundles up </w:t>
+      </w:r>
+      <w:proofErr w:type="gramStart"/>
+      <w:r>
+        <w:t>several</w:t>
+      </w:r>
+      <w:proofErr w:type="gramEnd"/>
+      <w:r>
+        <w:t xml:space="preserve"> tools to </w:t>
+      </w:r>
+      <w:proofErr w:type="gramStart"/>
+      <w:r>
+        <w:t>be used</w:t>
+      </w:r>
+      <w:proofErr w:type="gramEnd"/>
+      <w:r>
+        <w:t xml:space="preserve"> and studied at your disposal, but it is demanding when it comes to resources making it costly to deploy and run</w:t>
+      </w:r>
+      <w:r>
+        <w:t xml:space="preserve">. Cowrie is a popular SSH/Telnet honeypot. It consistently attracts high volumes of attacks and had detailed logging for commands, but it </w:t>
+      </w:r>
+      <w:proofErr w:type="gramStart"/>
+      <w:r>
+        <w:t>is limited</w:t>
+      </w:r>
+      <w:proofErr w:type="gramEnd"/>
+      <w:r>
+        <w:t xml:space="preserve"> to SSH/Telnet protocols and can </w:t>
+      </w:r>
+      <w:proofErr w:type="gramStart"/>
+      <w:r>
+        <w:t>possibly be</w:t>
+      </w:r>
+      <w:proofErr w:type="gramEnd"/>
+      <w:r>
+        <w:t xml:space="preserve"> fingerprinted by skilled attackers. MHN</w:t>
       </w:r>
       <w:r>
         <w:t xml:space="preserve"> was once a commonly used and updated management framework, but now it is outdated and dependent on legacy operating systems</w:t>
@@ -6387,11 +7298,21 @@
         <w:t xml:space="preserve"> their</w:t>
       </w:r>
       <w:r>
-        <w:t xml:space="preserve"> will there will be a new challenge to overcome. The presentation of all the gathered raw data into a readable visualized format. Honeypot data should never be presented as raw logs as it will not make sense to the reader and </w:t>
-      </w:r>
+        <w:t xml:space="preserve"> will there will be a new challenge to overcome. The presentation of all the gathered raw data into a readable visualized format. Honeypot data should never </w:t>
+      </w:r>
+      <w:proofErr w:type="gramStart"/>
+      <w:r>
+        <w:t>be presented</w:t>
+      </w:r>
+      <w:proofErr w:type="gramEnd"/>
+      <w:r>
+        <w:t xml:space="preserve"> as raw logs as it will not make sense to the reader and </w:t>
+      </w:r>
+      <w:proofErr w:type="gramStart"/>
       <w:r>
         <w:t>won’t</w:t>
       </w:r>
+      <w:proofErr w:type="gramEnd"/>
       <w:r>
         <w:t xml:space="preserve"> </w:t>
       </w:r>
@@ -6411,7 +7332,15 @@
         <w:t>you face</w:t>
       </w:r>
       <w:r>
-        <w:t xml:space="preserve"> when trying to visualize large amounts of </w:t>
+        <w:t xml:space="preserve"> when trying to visualize </w:t>
+      </w:r>
+      <w:proofErr w:type="gramStart"/>
+      <w:r>
+        <w:t>large amounts</w:t>
+      </w:r>
+      <w:proofErr w:type="gramEnd"/>
+      <w:r>
+        <w:t xml:space="preserve"> of </w:t>
       </w:r>
       <w:r>
         <w:t>data:</w:t>
@@ -6458,7 +7387,13 @@
         <w:spacing w:line="276" w:lineRule="auto"/>
       </w:pPr>
       <w:r>
-        <w:t xml:space="preserve">The Variety of data such as the timestamps of events, attacking IP addreses, entered commands and software used, all these have different formats and different meanings. This makes it difficult to build a visualization model that works perfectly for all logs. </w:t>
+        <w:t xml:space="preserve">The Variety of data such as the timestamps of events, attacking IP </w:t>
+      </w:r>
+      <w:r>
+        <w:t>addresses</w:t>
+      </w:r>
+      <w:r>
+        <w:t xml:space="preserve">, entered commands and software used, all these have different formats and different meanings. This makes it difficult to build a visualization model that works perfectly for all logs. </w:t>
       </w:r>
     </w:p>
     <w:p>
@@ -6506,10 +7441,26 @@
         <w:t>months and</w:t>
       </w:r>
       <w:r>
-        <w:t xml:space="preserve"> considering they are being attacked 24/7 from all over the world, the volume of collected data</w:t>
-      </w:r>
-      <w:r>
-        <w:t xml:space="preserve"> is often very large. This can clutter visualization and make it difficult to make precise and reasonably sized graphs to present the collected data. </w:t>
+        <w:t xml:space="preserve"> considering they are </w:t>
+      </w:r>
+      <w:proofErr w:type="gramStart"/>
+      <w:r>
+        <w:t>being attacked</w:t>
+      </w:r>
+      <w:proofErr w:type="gramEnd"/>
+      <w:r>
+        <w:t xml:space="preserve"> 24/7 from all over the world, the volume of collected data</w:t>
+      </w:r>
+      <w:r>
+        <w:t xml:space="preserve"> is often </w:t>
+      </w:r>
+      <w:proofErr w:type="gramStart"/>
+      <w:r>
+        <w:t>very large</w:t>
+      </w:r>
+      <w:proofErr w:type="gramEnd"/>
+      <w:r>
+        <w:t xml:space="preserve">. This can clutter visualization and make it difficult to make precise and reasonably sized graphs to present the collected data. </w:t>
       </w:r>
     </w:p>
     <w:p>
@@ -6545,7 +7496,35 @@
         <w:spacing w:line="276" w:lineRule="auto"/>
       </w:pPr>
       <w:r>
-        <w:t>As mentioned above, honeypots run 24/7 and they don’t receive traffic over long period of time. The traffic comes in bursts, large spikes and possibly floods that last for hours, exhausting your CPU. Examples of these would include botnets scanning all the IPv4 address space or SSH brute-force attacks. This can impact the real-time aspect of the dashboard and cause them to freeze.</w:t>
+        <w:t xml:space="preserve">As mentioned above, honeypots run 24/7 and they </w:t>
+      </w:r>
+      <w:proofErr w:type="gramStart"/>
+      <w:r>
+        <w:t>don’t</w:t>
+      </w:r>
+      <w:proofErr w:type="gramEnd"/>
+      <w:r>
+        <w:t xml:space="preserve"> receive traffic over </w:t>
+      </w:r>
+      <w:proofErr w:type="gramStart"/>
+      <w:r>
+        <w:t>long period</w:t>
+      </w:r>
+      <w:proofErr w:type="gramEnd"/>
+      <w:r>
+        <w:t xml:space="preserve"> of time. The traffic comes in bursts, large spikes and </w:t>
+      </w:r>
+      <w:proofErr w:type="gramStart"/>
+      <w:r>
+        <w:t>possibly floods</w:t>
+      </w:r>
+      <w:proofErr w:type="gramEnd"/>
+      <w:r>
+        <w:t xml:space="preserve"> that </w:t>
+      </w:r>
+      <w:r>
+        <w:lastRenderedPageBreak/>
+        <w:t>last for hours, exhausting your CPU. Examples of these would include botnets scanning all the IPv4 address space or SSH brute-force attacks. This can impact the real-time aspect of the dashboard and cause them to freeze.</w:t>
       </w:r>
     </w:p>
     <w:p>
@@ -6583,11 +7562,51 @@
       <w:r>
         <w:t xml:space="preserve">The Value of data absorbed in honeypots is the definition of finding a needle in a haystack. </w:t>
       </w:r>
+      <w:proofErr w:type="gramStart"/>
       <w:r>
         <w:t>It’s</w:t>
       </w:r>
-      <w:r>
-        <w:t xml:space="preserve"> mainly populated by bot or automated traffic, although this is also useful to see what regions are being targeted and from where, it does not give us the individual attacker or attacker group information we would like as often as we get information about the automated traffic. The value of the data is hard to determine when there is thousands of events but not much guidance other than known IPs on which event was triggered by a sophisticated attacker.</w:t>
+      <w:proofErr w:type="gramEnd"/>
+      <w:r>
+        <w:t xml:space="preserve"> </w:t>
+      </w:r>
+      <w:proofErr w:type="gramStart"/>
+      <w:r>
+        <w:t>mainly populated</w:t>
+      </w:r>
+      <w:proofErr w:type="gramEnd"/>
+      <w:r>
+        <w:t xml:space="preserve"> by bot or automated traffic, although this is also useful to see what regions are </w:t>
+      </w:r>
+      <w:proofErr w:type="gramStart"/>
+      <w:r>
+        <w:t>being targeted</w:t>
+      </w:r>
+      <w:proofErr w:type="gramEnd"/>
+      <w:r>
+        <w:t xml:space="preserve"> and from where, it does not give us the individual attacker or attacker group information we would like as often as we get information about the automated traffic. The value of the data is hard to determine when there </w:t>
+      </w:r>
+      <w:r>
+        <w:t>are</w:t>
+      </w:r>
+      <w:r>
+        <w:t xml:space="preserve"> thousands of events but not </w:t>
+      </w:r>
+      <w:proofErr w:type="gramStart"/>
+      <w:r>
+        <w:t>much</w:t>
+      </w:r>
+      <w:proofErr w:type="gramEnd"/>
+      <w:r>
+        <w:t xml:space="preserve"> guidance other than known IPs on which </w:t>
+      </w:r>
+      <w:proofErr w:type="gramStart"/>
+      <w:r>
+        <w:t>event was triggered by a sophisticated attacker</w:t>
+      </w:r>
+      <w:proofErr w:type="gramEnd"/>
+      <w:r>
+        <w:t>.</w:t>
       </w:r>
     </w:p>
     <w:p>
@@ -6651,7 +7670,10 @@
         <w:spacing w:line="276" w:lineRule="auto"/>
       </w:pPr>
       <w:r>
-        <w:t>Gather the logs from all honeypots</w:t>
+        <w:t xml:space="preserve">Gather the logs from all </w:t>
+      </w:r>
+      <w:r>
+        <w:t>honeypots.</w:t>
       </w:r>
     </w:p>
     <w:p>
@@ -6664,7 +7686,10 @@
         <w:spacing w:line="276" w:lineRule="auto"/>
       </w:pPr>
       <w:r>
-        <w:t>Ensure all data uses the dame format</w:t>
+        <w:t xml:space="preserve">Ensure all data uses the dame </w:t>
+      </w:r>
+      <w:r>
+        <w:t>format.</w:t>
       </w:r>
     </w:p>
     <w:p>
@@ -6690,10 +7715,21 @@
         <w:spacing w:line="276" w:lineRule="auto"/>
       </w:pPr>
       <w:r>
-        <w:t>Group events by IP address, IP reputation, Attack type etc</w:t>
-      </w:r>
-      <w:r>
-        <w:t xml:space="preserve">, by grouping them into categories it is easier to visualize </w:t>
+        <w:t xml:space="preserve">Group events by IP address, IP reputation, Attack type </w:t>
+      </w:r>
+      <w:proofErr w:type="gramStart"/>
+      <w:r>
+        <w:t>etc</w:t>
+      </w:r>
+      <w:proofErr w:type="gramEnd"/>
+      <w:r>
+        <w:t xml:space="preserve">, by grouping them into categories it is easier to </w:t>
+      </w:r>
+      <w:r>
+        <w:t>visualize.</w:t>
+      </w:r>
+      <w:r>
+        <w:t xml:space="preserve"> </w:t>
       </w:r>
     </w:p>
     <w:p>
@@ -6779,20 +7815,32 @@
         <w:t xml:space="preserve">. </w:t>
       </w:r>
       <w:r>
-        <w:t>Once you have a dashboarding tool up and running, before you can examine the traffic you need to develop a good foundation on how to present your attack data.</w:t>
-      </w:r>
-    </w:p>
-    <w:p>
-      <w:pPr>
-        <w:spacing w:line="276" w:lineRule="auto"/>
-      </w:pPr>
-    </w:p>
-    <w:p>
-      <w:pPr>
-        <w:spacing w:line="276" w:lineRule="auto"/>
-      </w:pPr>
-      <w:r>
-        <w:t xml:space="preserve">Here are some </w:t>
+        <w:t xml:space="preserve">Once you have a </w:t>
+      </w:r>
+      <w:r>
+        <w:lastRenderedPageBreak/>
+        <w:t>dashboarding tool up and running, before you can examine the traffic you need to develop a good foundation on how to present your attack data.</w:t>
+      </w:r>
+    </w:p>
+    <w:p>
+      <w:pPr>
+        <w:spacing w:line="276" w:lineRule="auto"/>
+      </w:pPr>
+    </w:p>
+    <w:p>
+      <w:pPr>
+        <w:spacing w:line="276" w:lineRule="auto"/>
+      </w:pPr>
+      <w:r>
+        <w:t xml:space="preserve">Here are </w:t>
+      </w:r>
+      <w:proofErr w:type="gramStart"/>
+      <w:r>
+        <w:t>some</w:t>
+      </w:r>
+      <w:proofErr w:type="gramEnd"/>
+      <w:r>
+        <w:t xml:space="preserve"> </w:t>
       </w:r>
       <w:r>
         <w:t>good practices</w:t>
@@ -6829,13 +7877,29 @@
         <w:spacing w:line="276" w:lineRule="auto"/>
       </w:pPr>
       <w:r>
-        <w:t xml:space="preserve">You should not bunch all different types of information into one chart or graph, one purpose per dashboard is the best way to go. If you mix everything together the data becomes hard to read and the </w:t>
+        <w:t xml:space="preserve">You should not bunch all </w:t>
+      </w:r>
+      <w:proofErr w:type="gramStart"/>
+      <w:r>
+        <w:t>different types</w:t>
+      </w:r>
+      <w:proofErr w:type="gramEnd"/>
+      <w:r>
+        <w:t xml:space="preserve"> of information into one chart or graph, one purpose per dashboard is the best way to go. If you mix everything together the data becomes hard to read and the </w:t>
       </w:r>
       <w:r>
         <w:t>dashboard,</w:t>
       </w:r>
       <w:r>
-        <w:t xml:space="preserve"> take longer to load as they are pulling a lot more information than they should.</w:t>
+        <w:t xml:space="preserve"> take longer to load as they are pulling </w:t>
+      </w:r>
+      <w:proofErr w:type="gramStart"/>
+      <w:r>
+        <w:t>a lot</w:t>
+      </w:r>
+      <w:proofErr w:type="gramEnd"/>
+      <w:r>
+        <w:t xml:space="preserve"> more information than they should.</w:t>
       </w:r>
     </w:p>
     <w:p>
@@ -6850,9 +7914,11 @@
       <w:r>
         <w:t xml:space="preserve">Arrange dashboards logically depending on information. The first few dashboards should contain general information such as attack counts and attack volume, then the lower you scroll the more detailed the dashboard begin to get. </w:t>
       </w:r>
+      <w:proofErr w:type="gramStart"/>
       <w:r>
         <w:t>It’s</w:t>
       </w:r>
+      <w:proofErr w:type="gramEnd"/>
       <w:r>
         <w:t xml:space="preserve"> good to start off with an overview, then move onto patterns and then to finish the dashboards off </w:t>
       </w:r>
@@ -6889,7 +7955,15 @@
         <w:t xml:space="preserve">Using Filters within dashboard adds an element of control and understanding </w:t>
       </w:r>
       <w:r>
-        <w:t>for the reader and would be a great addition through range sliders for ports or to check certain time windows, or even a mini search bar to locate keywords.</w:t>
+        <w:t xml:space="preserve">for the reader and would be </w:t>
+      </w:r>
+      <w:proofErr w:type="gramStart"/>
+      <w:r>
+        <w:t>a great addition</w:t>
+      </w:r>
+      <w:proofErr w:type="gramEnd"/>
+      <w:r>
+        <w:t xml:space="preserve"> through range sliders for ports or to check certain time windows, or even a mini search bar to locate keywords.</w:t>
       </w:r>
     </w:p>
     <w:p>
@@ -6943,8 +8017,13 @@
         </w:numPr>
         <w:spacing w:line="276" w:lineRule="auto"/>
       </w:pPr>
-      <w:r>
-        <w:t>Reliable Cloud Providers</w:t>
+      <w:proofErr w:type="gramStart"/>
+      <w:r>
+        <w:t>Reliable</w:t>
+      </w:r>
+      <w:proofErr w:type="gramEnd"/>
+      <w:r>
+        <w:t xml:space="preserve"> Cloud Providers</w:t>
       </w:r>
     </w:p>
     <w:p>
@@ -7004,19 +8083,54 @@
       <w:pPr>
         <w:spacing w:line="276" w:lineRule="auto"/>
       </w:pPr>
+      <w:proofErr w:type="gramStart"/>
       <w:r>
         <w:t>It’s</w:t>
       </w:r>
-      <w:r>
-        <w:t xml:space="preserve"> important to have reliable cloud providers that will provide high amounts of attack traffic, A substantial amount of data is needed to for the unbiased analysis and comparison of attack data originating from different regions and providers.</w:t>
-      </w:r>
-    </w:p>
-    <w:p>
-      <w:pPr>
-        <w:spacing w:line="276" w:lineRule="auto"/>
-      </w:pPr>
-      <w:r>
-        <w:t xml:space="preserve">The chosen cloud providers for this research project are AWS, Azure and Google Cloud Platform. </w:t>
+      <w:proofErr w:type="gramEnd"/>
+      <w:r>
+        <w:t xml:space="preserve"> important to have </w:t>
+      </w:r>
+      <w:proofErr w:type="gramStart"/>
+      <w:r>
+        <w:t>reliable</w:t>
+      </w:r>
+      <w:proofErr w:type="gramEnd"/>
+      <w:r>
+        <w:t xml:space="preserve"> cloud providers that will provide </w:t>
+      </w:r>
+      <w:proofErr w:type="gramStart"/>
+      <w:r>
+        <w:t>high amounts</w:t>
+      </w:r>
+      <w:proofErr w:type="gramEnd"/>
+      <w:r>
+        <w:t xml:space="preserve"> of attack traffic, A substantial amount of data </w:t>
+      </w:r>
+      <w:proofErr w:type="gramStart"/>
+      <w:r>
+        <w:t>is needed</w:t>
+      </w:r>
+      <w:proofErr w:type="gramEnd"/>
+      <w:r>
+        <w:t xml:space="preserve"> to for the unbiased analysis and comparison of attack data originating from different regions and providers.</w:t>
+      </w:r>
+    </w:p>
+    <w:p>
+      <w:pPr>
+        <w:spacing w:line="276" w:lineRule="auto"/>
+      </w:pPr>
+      <w:r>
+        <w:lastRenderedPageBreak/>
+        <w:t xml:space="preserve">The chosen cloud providers for this research project are AWS, </w:t>
+      </w:r>
+      <w:proofErr w:type="gramStart"/>
+      <w:r>
+        <w:t>Azure</w:t>
+      </w:r>
+      <w:proofErr w:type="gramEnd"/>
+      <w:r>
+        <w:t xml:space="preserve"> and Google Cloud Platform. </w:t>
       </w:r>
     </w:p>
     <w:p>
@@ -7082,7 +8196,10 @@
         <w:t xml:space="preserve"> </w:t>
       </w:r>
       <w:r>
-        <w:t xml:space="preserve">It includes monitoring and visualizing tools such as </w:t>
+        <w:t>it</w:t>
+      </w:r>
+      <w:r>
+        <w:t xml:space="preserve"> includes monitoring and visualizing tools such as </w:t>
       </w:r>
       <w:r>
         <w:t>Attack Map, Kibana and Elasticvue</w:t>
@@ -7153,7 +8270,31 @@
         <w:t xml:space="preserve"> </w:t>
       </w:r>
       <w:r>
-        <w:t>Kibana is used for visualising, exploring and analysing raw events data that is stored in the Elastic Stack</w:t>
+        <w:t xml:space="preserve">Kibana </w:t>
+      </w:r>
+      <w:proofErr w:type="gramStart"/>
+      <w:r>
+        <w:t>is used</w:t>
+      </w:r>
+      <w:proofErr w:type="gramEnd"/>
+      <w:r>
+        <w:t xml:space="preserve"> for visualising, </w:t>
+      </w:r>
+      <w:proofErr w:type="gramStart"/>
+      <w:r>
+        <w:t>exploring</w:t>
+      </w:r>
+      <w:proofErr w:type="gramEnd"/>
+      <w:r>
+        <w:t xml:space="preserve"> and analysing raw events data that </w:t>
+      </w:r>
+      <w:proofErr w:type="gramStart"/>
+      <w:r>
+        <w:t>is stored</w:t>
+      </w:r>
+      <w:proofErr w:type="gramEnd"/>
+      <w:r>
+        <w:t xml:space="preserve"> in the Elastic Stack</w:t>
       </w:r>
     </w:p>
     <w:p>
@@ -7201,7 +8342,21 @@
         <w:t xml:space="preserve"> letting you browse indices, inspect and edit individual documents, and run search queries against raw log-data extracted from the honeypot</w:t>
       </w:r>
       <w:r>
-        <w:t xml:space="preserve">. This will be used to ensure log availability and collection </w:t>
+        <w:t xml:space="preserve">. This will </w:t>
+      </w:r>
+      <w:proofErr w:type="gramStart"/>
+      <w:r>
+        <w:t>be used</w:t>
+      </w:r>
+      <w:proofErr w:type="gramEnd"/>
+      <w:r>
+        <w:t xml:space="preserve"> to ensure log availability and </w:t>
+      </w:r>
+      <w:r>
+        <w:t>collection.</w:t>
+      </w:r>
+      <w:r>
+        <w:t xml:space="preserve"> </w:t>
       </w:r>
     </w:p>
     <w:p>
@@ -7280,16 +8435,40 @@
         <w:t>open-source</w:t>
       </w:r>
       <w:r>
-        <w:t xml:space="preserve"> honeypot platform that have been developed by Telekom Security</w:t>
-      </w:r>
-      <w:r>
-        <w:t xml:space="preserve">. It supports over 20 different honeypot types </w:t>
+        <w:t xml:space="preserve"> honeypot platform that have </w:t>
+      </w:r>
+      <w:proofErr w:type="gramStart"/>
+      <w:r>
+        <w:t>been developed</w:t>
+      </w:r>
+      <w:proofErr w:type="gramEnd"/>
+      <w:r>
+        <w:t xml:space="preserve"> by Telekom Security</w:t>
+      </w:r>
+      <w:r>
+        <w:t xml:space="preserve">. It supports over </w:t>
+      </w:r>
+      <w:proofErr w:type="gramStart"/>
+      <w:r>
+        <w:t>20</w:t>
+      </w:r>
+      <w:proofErr w:type="gramEnd"/>
+      <w:r>
+        <w:t xml:space="preserve"> different honeypot types </w:t>
       </w:r>
       <w:r>
         <w:t xml:space="preserve">that emulate different services or protocols </w:t>
       </w:r>
       <w:r>
-        <w:t xml:space="preserve">to the unsuspecting attacker and is integrated with </w:t>
+        <w:t xml:space="preserve">to the unsuspecting attacker and </w:t>
+      </w:r>
+      <w:proofErr w:type="gramStart"/>
+      <w:r>
+        <w:t>is integrated</w:t>
+      </w:r>
+      <w:proofErr w:type="gramEnd"/>
+      <w:r>
+        <w:t xml:space="preserve"> with </w:t>
       </w:r>
       <w:r>
         <w:t xml:space="preserve">Elastic Stack to gather the produced logs and visualize them. It includes monitoring and visualizing tools that will </w:t>
@@ -7307,7 +8486,15 @@
         <w:t xml:space="preserve"> of the data I gather over the next couple of months</w:t>
       </w:r>
       <w:r>
-        <w:t xml:space="preserve">, more information can be found at </w:t>
+        <w:t xml:space="preserve">, more information can </w:t>
+      </w:r>
+      <w:proofErr w:type="gramStart"/>
+      <w:r>
+        <w:t>be found</w:t>
+      </w:r>
+      <w:proofErr w:type="gramEnd"/>
+      <w:r>
+        <w:t xml:space="preserve"> at </w:t>
       </w:r>
       <w:r>
         <w:rPr>
@@ -7377,12 +8564,14 @@
       <w:r>
         <w:t xml:space="preserve">security rules </w:t>
       </w:r>
+      <w:proofErr w:type="gramStart"/>
       <w:r>
         <w:t xml:space="preserve">are </w:t>
       </w:r>
       <w:r>
         <w:t>configured</w:t>
       </w:r>
+      <w:proofErr w:type="gramEnd"/>
       <w:r>
         <w:t xml:space="preserve">, you need to </w:t>
       </w:r>
@@ -7408,8 +8597,13 @@
         <w:t xml:space="preserve"> create a user and password combination that </w:t>
       </w:r>
       <w:r>
-        <w:t>will be used</w:t>
-      </w:r>
+        <w:t xml:space="preserve">will </w:t>
+      </w:r>
+      <w:proofErr w:type="gramStart"/>
+      <w:r>
+        <w:t>be used</w:t>
+      </w:r>
+      <w:proofErr w:type="gramEnd"/>
       <w:r>
         <w:t xml:space="preserve"> later use to access the Web</w:t>
       </w:r>
@@ -7435,10 +8629,21 @@
         <w:t>Web UI,</w:t>
       </w:r>
       <w:r>
-        <w:t xml:space="preserve"> you need to connect to port 64297 and you will be greeted by the T-Pot user-friendly </w:t>
-      </w:r>
-      <w:r>
-        <w:t xml:space="preserve">dashboard </w:t>
+        <w:t xml:space="preserve"> you need to connect to port 64297 and you will </w:t>
+      </w:r>
+      <w:proofErr w:type="gramStart"/>
+      <w:r>
+        <w:t>be greeted</w:t>
+      </w:r>
+      <w:proofErr w:type="gramEnd"/>
+      <w:r>
+        <w:t xml:space="preserve"> by the T-Pot user-friendly </w:t>
+      </w:r>
+      <w:r>
+        <w:t>dashboard.</w:t>
+      </w:r>
+      <w:r>
+        <w:t xml:space="preserve"> </w:t>
       </w:r>
     </w:p>
     <w:p>
@@ -7452,6 +8657,7 @@
           <w:sz w:val="20"/>
           <w:szCs w:val="20"/>
         </w:rPr>
+        <w:lastRenderedPageBreak/>
         <w:t>Fig.</w:t>
       </w:r>
       <w:r>
@@ -7705,7 +8911,15 @@
         <w:t xml:space="preserve">It provides a near real-time visualization of </w:t>
       </w:r>
       <w:r>
-        <w:t xml:space="preserve">incoming attack traffic being received by your honeypots, showing </w:t>
+        <w:t xml:space="preserve">incoming attack traffic </w:t>
+      </w:r>
+      <w:proofErr w:type="gramStart"/>
+      <w:r>
+        <w:t>being received</w:t>
+      </w:r>
+      <w:proofErr w:type="gramEnd"/>
+      <w:r>
+        <w:t xml:space="preserve"> by your honeypots, showing </w:t>
       </w:r>
       <w:r>
         <w:t>you</w:t>
@@ -7714,7 +8928,19 @@
         <w:t xml:space="preserve"> what </w:t>
       </w:r>
       <w:r>
-        <w:t xml:space="preserve">location they are coming from and what ports/services are being targeted. The standout feature of this tool would be the </w:t>
+        <w:t xml:space="preserve">location they are coming from and what </w:t>
+      </w:r>
+      <w:r>
+        <w:lastRenderedPageBreak/>
+        <w:t xml:space="preserve">ports/services are </w:t>
+      </w:r>
+      <w:proofErr w:type="gramStart"/>
+      <w:r>
+        <w:t>being targeted</w:t>
+      </w:r>
+      <w:proofErr w:type="gramEnd"/>
+      <w:r>
+        <w:t xml:space="preserve">. The standout feature of this tool would be the </w:t>
       </w:r>
       <w:r>
         <w:t xml:space="preserve">geographical view of the attackers </w:t>
@@ -7729,7 +8955,15 @@
         <w:t>you</w:t>
       </w:r>
       <w:r>
-        <w:t xml:space="preserve"> can see the line that’s marked on the map that begins in the </w:t>
+        <w:t xml:space="preserve"> can see the line </w:t>
+      </w:r>
+      <w:proofErr w:type="gramStart"/>
+      <w:r>
+        <w:t>that’s</w:t>
+      </w:r>
+      <w:proofErr w:type="gramEnd"/>
+      <w:r>
+        <w:t xml:space="preserve"> marked on the map that begins in the </w:t>
       </w:r>
       <w:r>
         <w:t>attacker’s</w:t>
@@ -7795,30 +9029,75 @@
         <w:spacing w:line="276" w:lineRule="auto"/>
       </w:pPr>
       <w:r>
-        <w:t>Kibana is used</w:t>
-      </w:r>
-      <w:r>
-        <w:t xml:space="preserve"> for visualising, exploring and analysing </w:t>
+        <w:t xml:space="preserve">Kibana </w:t>
+      </w:r>
+      <w:proofErr w:type="gramStart"/>
+      <w:r>
+        <w:t>is used</w:t>
+      </w:r>
+      <w:proofErr w:type="gramEnd"/>
+      <w:r>
+        <w:t xml:space="preserve"> for visualising, </w:t>
+      </w:r>
+      <w:proofErr w:type="gramStart"/>
+      <w:r>
+        <w:t>exploring</w:t>
+      </w:r>
+      <w:proofErr w:type="gramEnd"/>
+      <w:r>
+        <w:t xml:space="preserve"> and analysing </w:t>
       </w:r>
       <w:r>
         <w:t xml:space="preserve">raw </w:t>
       </w:r>
       <w:r>
-        <w:t xml:space="preserve">events data that is stored in the Elastic Stack. </w:t>
-      </w:r>
-    </w:p>
-    <w:p>
-      <w:pPr>
-        <w:spacing w:line="276" w:lineRule="auto"/>
-      </w:pPr>
-      <w:r>
-        <w:t>It provides many pre-built dashboards for the data your honeypots produce</w:t>
+        <w:t xml:space="preserve">events data that </w:t>
+      </w:r>
+      <w:proofErr w:type="gramStart"/>
+      <w:r>
+        <w:t>is stored</w:t>
+      </w:r>
+      <w:proofErr w:type="gramEnd"/>
+      <w:r>
+        <w:t xml:space="preserve"> in the Elastic Stack. </w:t>
+      </w:r>
+    </w:p>
+    <w:p>
+      <w:pPr>
+        <w:spacing w:line="276" w:lineRule="auto"/>
+      </w:pPr>
+      <w:r>
+        <w:t xml:space="preserve">It provides </w:t>
+      </w:r>
+      <w:proofErr w:type="gramStart"/>
+      <w:r>
+        <w:t>many</w:t>
+      </w:r>
+      <w:proofErr w:type="gramEnd"/>
+      <w:r>
+        <w:t xml:space="preserve"> pre-built dashboards for the data your honeypots produce</w:t>
       </w:r>
       <w:r>
         <w:t>, so rather than manually searching through raw logs, you can view charts, graphs</w:t>
       </w:r>
       <w:r>
-        <w:t xml:space="preserve">, timelines and maps that summarise attackers, services attacked, source IPs, the volume of attacks and many more metrics. </w:t>
+        <w:t xml:space="preserve">, </w:t>
+      </w:r>
+      <w:proofErr w:type="gramStart"/>
+      <w:r>
+        <w:t>timelines</w:t>
+      </w:r>
+      <w:proofErr w:type="gramEnd"/>
+      <w:r>
+        <w:t xml:space="preserve"> and maps that summarise attackers, services attacked, source IPs, the volume of attacks and </w:t>
+      </w:r>
+      <w:proofErr w:type="gramStart"/>
+      <w:r>
+        <w:t>many</w:t>
+      </w:r>
+      <w:proofErr w:type="gramEnd"/>
+      <w:r>
+        <w:t xml:space="preserve"> more metrics. </w:t>
       </w:r>
     </w:p>
     <w:p>
@@ -7829,7 +9108,15 @@
         <w:t xml:space="preserve">The following </w:t>
       </w:r>
       <w:r>
-        <w:t xml:space="preserve">Kibana dashboard and its metrics were taken from a test honeypot I set up </w:t>
+        <w:t xml:space="preserve">Kibana dashboard and its metrics </w:t>
+      </w:r>
+      <w:proofErr w:type="gramStart"/>
+      <w:r>
+        <w:t>were taken</w:t>
+      </w:r>
+      <w:proofErr w:type="gramEnd"/>
+      <w:r>
+        <w:t xml:space="preserve"> from a test honeypot I set up </w:t>
       </w:r>
       <w:r>
         <w:t xml:space="preserve">in an AWS data centre </w:t>
@@ -7870,8 +9157,13 @@
         <w:t>, Fig</w:t>
       </w:r>
       <w:r>
-        <w:t>.6</w:t>
-      </w:r>
+        <w:t>.</w:t>
+      </w:r>
+      <w:proofErr w:type="gramStart"/>
+      <w:r>
+        <w:t>6</w:t>
+      </w:r>
+      <w:proofErr w:type="gramEnd"/>
       <w:r>
         <w:t xml:space="preserve"> and Fig</w:t>
       </w:r>
@@ -7979,8 +9271,19 @@
           <w:sz w:val="18"/>
           <w:szCs w:val="18"/>
         </w:rPr>
-        <w:t>Screenshot of Kibana dashboard: example 1</w:t>
-      </w:r>
+        <w:t xml:space="preserve">Screenshot of Kibana dashboard: example </w:t>
+      </w:r>
+      <w:proofErr w:type="gramStart"/>
+      <w:r>
+        <w:rPr>
+          <w:b/>
+          <w:bCs/>
+          <w:sz w:val="18"/>
+          <w:szCs w:val="18"/>
+        </w:rPr>
+        <w:t>1</w:t>
+      </w:r>
+      <w:proofErr w:type="gramEnd"/>
     </w:p>
     <w:p>
       <w:pPr>
@@ -8031,6 +9334,7 @@
           <w:sz w:val="20"/>
           <w:szCs w:val="20"/>
         </w:rPr>
+        <w:lastRenderedPageBreak/>
         <w:t>Fig.</w:t>
       </w:r>
       <w:r>
@@ -8058,7 +9362,7 @@
           <w:noProof/>
         </w:rPr>
         <w:drawing>
-          <wp:inline distT="0" distB="0" distL="0" distR="0" wp14:anchorId="682F2D19" wp14:editId="46CD464D">
+          <wp:inline distT="0" distB="0" distL="0" distR="0" wp14:anchorId="682F2D19" wp14:editId="5F48C179">
             <wp:extent cx="5731510" cy="2317115"/>
             <wp:effectExtent l="0" t="0" r="2540" b="6985"/>
             <wp:docPr id="1245049954" name="Picture 5" descr="A screenshot of a computer screen&#10;&#10;AI-generated content may be incorrect."/>
@@ -8117,8 +9421,19 @@
           <w:sz w:val="18"/>
           <w:szCs w:val="18"/>
         </w:rPr>
-        <w:t>Screenshot of Kibana dashboard: example 2</w:t>
-      </w:r>
+        <w:t xml:space="preserve">Screenshot of Kibana dashboard: example </w:t>
+      </w:r>
+      <w:proofErr w:type="gramStart"/>
+      <w:r>
+        <w:rPr>
+          <w:b/>
+          <w:bCs/>
+          <w:sz w:val="18"/>
+          <w:szCs w:val="18"/>
+        </w:rPr>
+        <w:t>2</w:t>
+      </w:r>
+      <w:proofErr w:type="gramEnd"/>
     </w:p>
     <w:p>
       <w:pPr>
@@ -8170,7 +9485,7 @@
           <w:noProof/>
         </w:rPr>
         <w:drawing>
-          <wp:inline distT="0" distB="0" distL="0" distR="0" wp14:anchorId="24DF0802" wp14:editId="4A8AB84D">
+          <wp:inline distT="0" distB="0" distL="0" distR="0" wp14:anchorId="24DF0802" wp14:editId="01922958">
             <wp:extent cx="5731510" cy="1237615"/>
             <wp:effectExtent l="0" t="0" r="2540" b="635"/>
             <wp:docPr id="1552877851" name="Picture 7" descr="A screenshot of a computer&#10;&#10;AI-generated content may be incorrect."/>
@@ -8229,8 +9544,19 @@
           <w:sz w:val="18"/>
           <w:szCs w:val="18"/>
         </w:rPr>
-        <w:t>Screenshot of Kibana dashboard: example 3</w:t>
-      </w:r>
+        <w:t xml:space="preserve">Screenshot of Kibana dashboard: example </w:t>
+      </w:r>
+      <w:proofErr w:type="gramStart"/>
+      <w:r>
+        <w:rPr>
+          <w:b/>
+          <w:bCs/>
+          <w:sz w:val="18"/>
+          <w:szCs w:val="18"/>
+        </w:rPr>
+        <w:t>3</w:t>
+      </w:r>
+      <w:proofErr w:type="gramEnd"/>
     </w:p>
     <w:p>
       <w:pPr>
@@ -8247,17 +9573,34 @@
         <w:t xml:space="preserve">, </w:t>
       </w:r>
       <w:r>
-        <w:t>allowing you to identify rises in activity, unexpected source IPs and new targeted ports. Much like the Attack Map described earlier, dashboards offer a far more digestible way to present these metrics to less technical audiences such as stakeholders or management.</w:t>
-      </w:r>
-    </w:p>
-    <w:p>
-      <w:pPr>
-        <w:spacing w:line="276" w:lineRule="auto"/>
-        <w:rPr>
-          <w:b/>
-          <w:bCs/>
-        </w:rPr>
-      </w:pPr>
+        <w:t xml:space="preserve">allowing you to identify rises in activity, unexpected source </w:t>
+      </w:r>
+      <w:proofErr w:type="gramStart"/>
+      <w:r>
+        <w:t>IPs</w:t>
+      </w:r>
+      <w:proofErr w:type="gramEnd"/>
+      <w:r>
+        <w:t xml:space="preserve"> and new targeted ports. </w:t>
+      </w:r>
+      <w:proofErr w:type="gramStart"/>
+      <w:r>
+        <w:t>Much</w:t>
+      </w:r>
+      <w:proofErr w:type="gramEnd"/>
+      <w:r>
+        <w:t xml:space="preserve"> like the Attack Map described earlier, dashboards offer a far more digestible way to present these metrics to less technical audiences such as stakeholders or management.</w:t>
+      </w:r>
+    </w:p>
+    <w:p>
+      <w:pPr>
+        <w:spacing w:line="276" w:lineRule="auto"/>
+        <w:rPr>
+          <w:b/>
+          <w:bCs/>
+        </w:rPr>
+      </w:pPr>
+      <w:proofErr w:type="spellStart"/>
       <w:r>
         <w:rPr>
           <w:b/>
@@ -8265,22 +9608,47 @@
         </w:rPr>
         <w:t>Elaticvue</w:t>
       </w:r>
-    </w:p>
-    <w:p>
-      <w:pPr>
-        <w:spacing w:line="276" w:lineRule="auto"/>
-      </w:pPr>
+      <w:proofErr w:type="spellEnd"/>
+    </w:p>
+    <w:p>
+      <w:pPr>
+        <w:spacing w:line="276" w:lineRule="auto"/>
+      </w:pPr>
+      <w:proofErr w:type="spellStart"/>
       <w:r>
         <w:t>Elatic</w:t>
       </w:r>
       <w:r>
-        <w:t xml:space="preserve">vue is used as a GUI for interacting with the Elaticsearch cluster that stores </w:t>
+        <w:t>vue</w:t>
+      </w:r>
+      <w:proofErr w:type="spellEnd"/>
+      <w:r>
+        <w:t xml:space="preserve"> </w:t>
+      </w:r>
+      <w:proofErr w:type="gramStart"/>
+      <w:r>
+        <w:t>is used</w:t>
+      </w:r>
+      <w:proofErr w:type="gramEnd"/>
+      <w:r>
+        <w:t xml:space="preserve"> as a GUI for interacting with the </w:t>
+      </w:r>
+      <w:proofErr w:type="spellStart"/>
+      <w:r>
+        <w:t>Elaticsearch</w:t>
+      </w:r>
+      <w:proofErr w:type="spellEnd"/>
+      <w:r>
+        <w:t xml:space="preserve"> cluster that stores </w:t>
       </w:r>
       <w:r>
         <w:t>all</w:t>
       </w:r>
       <w:r>
-        <w:t xml:space="preserve"> the honeypot logs and data </w:t>
+        <w:t xml:space="preserve"> the honeypot logs and data</w:t>
+      </w:r>
+      <w:r>
+        <w:t>.</w:t>
       </w:r>
     </w:p>
     <w:p>
@@ -8399,10 +9767,18 @@
         <w:spacing w:line="276" w:lineRule="auto"/>
       </w:pPr>
       <w:r>
-        <w:t>Elasticvue allows you to browse indices, view documents and inspect</w:t>
-      </w:r>
-      <w:r>
-        <w:t xml:space="preserve"> shards and</w:t>
+        <w:t xml:space="preserve">Elasticvue allows you to browse indices, </w:t>
+      </w:r>
+      <w:proofErr w:type="gramStart"/>
+      <w:r>
+        <w:t>view documents and inspect</w:t>
+      </w:r>
+      <w:r>
+        <w:t xml:space="preserve"> shards</w:t>
+      </w:r>
+      <w:proofErr w:type="gramEnd"/>
+      <w:r>
+        <w:t xml:space="preserve"> and</w:t>
       </w:r>
       <w:r>
         <w:t xml:space="preserve"> cluster health</w:t>
@@ -8416,10 +9792,26 @@
         <w:spacing w:line="276" w:lineRule="auto"/>
       </w:pPr>
       <w:r>
-        <w:t>In T-Pot all honeypot events are indexed into Elasticsearch,</w:t>
-      </w:r>
-      <w:r>
-        <w:t xml:space="preserve"> and Elasticvue gives you a way to search and explore raw log data that has been extracted from the honeypot. This gives you a more </w:t>
+        <w:t xml:space="preserve">In T-Pot all honeypot events </w:t>
+      </w:r>
+      <w:proofErr w:type="gramStart"/>
+      <w:r>
+        <w:t>are indexed</w:t>
+      </w:r>
+      <w:proofErr w:type="gramEnd"/>
+      <w:r>
+        <w:t xml:space="preserve"> into Elasticsearch,</w:t>
+      </w:r>
+      <w:r>
+        <w:t xml:space="preserve"> and Elasticvue gives you a way to search and explore raw log data that has </w:t>
+      </w:r>
+      <w:proofErr w:type="gramStart"/>
+      <w:r>
+        <w:t>been extracted</w:t>
+      </w:r>
+      <w:proofErr w:type="gramEnd"/>
+      <w:r>
+        <w:t xml:space="preserve"> from the honeypot. This gives you a more </w:t>
       </w:r>
       <w:r>
         <w:t>in-depth</w:t>
@@ -8464,13 +9856,26 @@
         <w:t>can use this tool to dive deeper into the data and inspect records, check timestamps</w:t>
       </w:r>
       <w:r>
-        <w:t xml:space="preserve"> etc.</w:t>
-      </w:r>
-      <w:r>
         <w:t xml:space="preserve"> </w:t>
       </w:r>
-      <w:r>
-        <w:t xml:space="preserve">This tool will also be used </w:t>
+      <w:proofErr w:type="gramStart"/>
+      <w:r>
+        <w:t>etc.</w:t>
+      </w:r>
+      <w:proofErr w:type="gramEnd"/>
+      <w:r>
+        <w:t xml:space="preserve"> </w:t>
+      </w:r>
+      <w:r>
+        <w:t xml:space="preserve">This tool will also </w:t>
+      </w:r>
+      <w:proofErr w:type="gramStart"/>
+      <w:r>
+        <w:t>be used</w:t>
+      </w:r>
+      <w:proofErr w:type="gramEnd"/>
+      <w:r>
+        <w:t xml:space="preserve"> </w:t>
       </w:r>
       <w:r>
         <w:t>to</w:t>
@@ -8482,7 +9887,15 @@
         <w:t>you</w:t>
       </w:r>
       <w:r>
-        <w:t xml:space="preserve"> don’t run out of storage on </w:t>
+        <w:t xml:space="preserve"> </w:t>
+      </w:r>
+      <w:proofErr w:type="gramStart"/>
+      <w:r>
+        <w:t>don’t</w:t>
+      </w:r>
+      <w:proofErr w:type="gramEnd"/>
+      <w:r>
+        <w:t xml:space="preserve"> run out of storage on </w:t>
       </w:r>
       <w:r>
         <w:t>your</w:t>
@@ -8855,6 +10268,7 @@
       <w:bookmarkStart w:id="57" w:name="_Toc216265627"/>
       <w:bookmarkStart w:id="58" w:name="_Toc216269417"/>
       <w:r>
+        <w:lastRenderedPageBreak/>
         <w:t xml:space="preserve">4.3.2 </w:t>
       </w:r>
       <w:r>
@@ -8872,7 +10286,13 @@
     </w:p>
     <w:p>
       <w:r>
-        <w:t xml:space="preserve">The importance of choosing the correct honeypot software is detrimental to a successful and safe study that will provide an accurate answer to the safest provider and location to deploy your network. For example the studies done at </w:t>
+        <w:t xml:space="preserve">The importance of choosing the correct honeypot software is detrimental to a successful and safe study that will provide an accurate answer to the safest provider and location to deploy your network. For </w:t>
+      </w:r>
+      <w:r>
+        <w:t>example,</w:t>
+      </w:r>
+      <w:r>
+        <w:t xml:space="preserve"> the studies done at </w:t>
       </w:r>
       <w:r>
         <w:rPr>
@@ -8887,7 +10307,21 @@
         <w:t xml:space="preserve"> </w:t>
       </w:r>
       <w:r>
-        <w:t xml:space="preserve">found that MHN sensors deployed on certain devices such as Raspberry Pis became overloaded under large attack volumes. This is a big problem as overloaded sensors will compromise the conclusions of the research, they leads to dropped packets, incomplete logs which results in a misleading analysis as an underrepresentation of traffic might make a region or provider seem safer than they actually are. </w:t>
+        <w:t xml:space="preserve">found that MHN sensors deployed on certain devices such as Raspberry Pi became overloaded under large attack volumes. This is a big problem as overloaded sensors will compromise the conclusions of the research, they </w:t>
+      </w:r>
+      <w:r>
+        <w:t>lead</w:t>
+      </w:r>
+      <w:r>
+        <w:t xml:space="preserve"> to dropped packets, incomplete logs which results in a misleading analysis as an underrepresentation of traffic might make a region or provider seem safer than they </w:t>
+      </w:r>
+      <w:proofErr w:type="gramStart"/>
+      <w:r>
+        <w:t>actually are</w:t>
+      </w:r>
+      <w:proofErr w:type="gramEnd"/>
+      <w:r>
+        <w:t xml:space="preserve">. </w:t>
       </w:r>
     </w:p>
     <w:p>
@@ -8904,7 +10338,15 @@
         <w:t xml:space="preserve"> [9]</w:t>
       </w:r>
       <w:r>
-        <w:t xml:space="preserve">, MHN also has compatibility issues with modern versions of Ubuntu and CentOS, leading to an unstable setup. This further stretches the importance of selecting the correct software for the analysis. The software would need to be up to date, actively updated and able to handle large volumes of varies types of traffic to ensure an accurate conclusion. T-Pot addresses these points and excels in aspects </w:t>
+        <w:t xml:space="preserve">, MHN also has compatibility issues with modern versions of Ubuntu and CentOS, leading to an unstable setup. This further stretches the importance of selecting the correct software for the analysis. The software would need to be up to date, actively updated and able to </w:t>
+      </w:r>
+      <w:proofErr w:type="gramStart"/>
+      <w:r>
+        <w:t>handle</w:t>
+      </w:r>
+      <w:proofErr w:type="gramEnd"/>
+      <w:r>
+        <w:t xml:space="preserve"> large volumes of varies types of traffic to ensure an accurate conclusion. T-Pot addresses these points and excels in aspects </w:t>
       </w:r>
       <w:r>
         <w:t xml:space="preserve">where MHN </w:t>
@@ -8934,10 +10376,15 @@
         <w:t xml:space="preserve">, which implemented complex honeypot systems and used T-Pot to measure how well it can “fake” network resources and services to attract attackers. The study found that its multi-service emulation is key to “attract a wide array of </w:t>
       </w:r>
       <w:r>
-        <w:t>cyber attacks</w:t>
-      </w:r>
-      <w:r>
-        <w:t xml:space="preserve">”. </w:t>
+        <w:t>cyber-attacks</w:t>
+      </w:r>
+      <w:proofErr w:type="gramStart"/>
+      <w:r>
+        <w:t>”.</w:t>
+      </w:r>
+      <w:proofErr w:type="gramEnd"/>
+      <w:r>
+        <w:t xml:space="preserve"> </w:t>
       </w:r>
       <w:r>
         <w:t xml:space="preserve">The authors </w:t>
@@ -8957,7 +10404,25 @@
     </w:p>
     <w:p>
       <w:r>
-        <w:t xml:space="preserve">Using multiple cloud providers and varies regions in the set up of honeypots is essential for understanding the scope of threats and determining the differences in attack types across all platforms and eventually deciding on the safest cloud provider and region. As Different provider have their own network architecture, popularity, exposure, user distribution and default security settings which influence the types of attacks they experience as seen in </w:t>
+        <w:t xml:space="preserve">Using multiple cloud providers and varies regions in the </w:t>
+      </w:r>
+      <w:r>
+        <w:t>setup</w:t>
+      </w:r>
+      <w:r>
+        <w:t xml:space="preserve"> of honeypots is essential for understanding the scope of threats and determining the differences in attack types across all platforms and eventually deciding on the safest cloud provider and region. As Different provider </w:t>
+      </w:r>
+      <w:r>
+        <w:t>has</w:t>
+      </w:r>
+      <w:r>
+        <w:t xml:space="preserve"> their own network architecture, popularity, exposure, user </w:t>
+      </w:r>
+      <w:r>
+        <w:t>distribution,</w:t>
+      </w:r>
+      <w:r>
+        <w:t xml:space="preserve"> and default security settings which influence the types of attacks they experience as seen in </w:t>
       </w:r>
       <w:r>
         <w:rPr>
@@ -9044,14 +10509,27 @@
         <w:t xml:space="preserve"> to avoid any biases caused by a short-term deployment period</w:t>
       </w:r>
       <w:r>
-        <w:t xml:space="preserve">. The log store used in the study ensured that written log entries could not be tampered with, increasing the reliability of their data further. </w:t>
+        <w:t xml:space="preserve">. The log store used in the study ensured that written log entries could not </w:t>
+      </w:r>
+      <w:proofErr w:type="gramStart"/>
+      <w:r>
+        <w:t>be tampered</w:t>
+      </w:r>
+      <w:proofErr w:type="gramEnd"/>
+      <w:r>
+        <w:t xml:space="preserve"> with, increasing the reliability of their data further. </w:t>
       </w:r>
       <w:r>
         <w:t xml:space="preserve">The authors observed countless </w:t>
       </w:r>
       <w:r>
-        <w:t>payload attempts such as cryptominers</w:t>
-      </w:r>
+        <w:t xml:space="preserve">payload attempts such as </w:t>
+      </w:r>
+      <w:proofErr w:type="spellStart"/>
+      <w:r>
+        <w:t>cryptominers</w:t>
+      </w:r>
+      <w:proofErr w:type="spellEnd"/>
       <w:r>
         <w:t>, RATs, attempts to modify SSH keys</w:t>
       </w:r>
@@ -9077,7 +10555,11 @@
         <w:t xml:space="preserve"> exposed to real and malicious payloads.</w:t>
       </w:r>
       <w:r>
-        <w:t xml:space="preserve"> Although this study doesn’t compare cloud providers, the </w:t>
+        <w:t xml:space="preserve"> </w:t>
+      </w:r>
+      <w:r>
+        <w:lastRenderedPageBreak/>
+        <w:t xml:space="preserve">Although this study doesn’t compare cloud providers, the </w:t>
       </w:r>
       <w:r>
         <w:t xml:space="preserve">volume of the attempts to deliver a payload </w:t>
@@ -9151,7 +10633,31 @@
         <w:t>[5]</w:t>
       </w:r>
       <w:r>
-        <w:t xml:space="preserve">, conducted in 2020 and released in 2021, it is examined how attacker activity differs when deploying honeypots across Amazon Web Services(AWS), Google Cloud(GCP) and Microsoft Azure which are major cloud providers, these honeypots were hosted across multiple regions. The deployment was done over only a three-week period which limits the reliability of the findings and do not reflect long-term behaviour. They observed that attacks varied by cloud provider and noted that GCP received the highest number of attacks, 49% of all attack traffic (581,116 attacks out of </w:t>
+        <w:t xml:space="preserve">, conducted in 2020 and released in 2021, it </w:t>
+      </w:r>
+      <w:proofErr w:type="gramStart"/>
+      <w:r>
+        <w:t>is examined</w:t>
+      </w:r>
+      <w:proofErr w:type="gramEnd"/>
+      <w:r>
+        <w:t xml:space="preserve"> how attacker activity differs when deploying honeypots across Amazon Web Services(AWS), Google Cloud(GCP) and Microsoft Azure which are major cloud providers, these honeypots </w:t>
+      </w:r>
+      <w:proofErr w:type="gramStart"/>
+      <w:r>
+        <w:t>were hosted</w:t>
+      </w:r>
+      <w:proofErr w:type="gramEnd"/>
+      <w:r>
+        <w:t xml:space="preserve"> across multiple regions. The deployment </w:t>
+      </w:r>
+      <w:proofErr w:type="gramStart"/>
+      <w:r>
+        <w:t>was done</w:t>
+      </w:r>
+      <w:proofErr w:type="gramEnd"/>
+      <w:r>
+        <w:t xml:space="preserve"> over only a three-week period which limits the reliability of the findings and do not reflect long-term behaviour. They observed that attacks varied by cloud provider and noted that GCP received the highest number of attacks, 49% of all attack traffic (581,116 attacks out of </w:t>
       </w:r>
       <w:r>
         <w:t>1,169,995</w:t>
@@ -9159,11 +10665,21 @@
       <w:r>
         <w:t xml:space="preserve">). At the time, GCP had the smallest market share among the three cloud providers which might have made it look like an easier target. They also found that </w:t>
       </w:r>
+      <w:proofErr w:type="gramStart"/>
       <w:r>
         <w:t>most of</w:t>
       </w:r>
-      <w:r>
-        <w:t xml:space="preserve"> the identified attacks exploited vulnerabilities that date back to as early as 1999, rather than zero day or recent vulnerabilities. These decade old vulnerabilities are publicly available, cheap and still work with organizations that neglect updating or patching old systems.</w:t>
+      <w:proofErr w:type="gramEnd"/>
+      <w:r>
+        <w:t xml:space="preserve"> the identified attacks exploited vulnerabilities that date back to as early as 1999, rather than zero day or recent vulnerabilities. These decade old vulnerabilities are publicly available, </w:t>
+      </w:r>
+      <w:proofErr w:type="gramStart"/>
+      <w:r>
+        <w:t>cheap</w:t>
+      </w:r>
+      <w:proofErr w:type="gramEnd"/>
+      <w:r>
+        <w:t xml:space="preserve"> and still work with organizations that neglect updating or patching old systems.</w:t>
       </w:r>
     </w:p>
     <w:p>
@@ -9177,7 +10693,15 @@
         <w:t>were</w:t>
       </w:r>
       <w:r>
-        <w:t xml:space="preserve"> significant differences in attack frequency and variation across all their providers despite implementing the honeypots with identical configurations and time periods, this would indicate that the provider choice and region influence how likely you are to be attacked.</w:t>
+        <w:t xml:space="preserve"> significant differences in attack frequency and variation across all their providers despite implementing the honeypots with identical configurations and time periods, this would indicate that the provider choice and region influence how likely you are to </w:t>
+      </w:r>
+      <w:proofErr w:type="gramStart"/>
+      <w:r>
+        <w:t>be attacked</w:t>
+      </w:r>
+      <w:proofErr w:type="gramEnd"/>
+      <w:r>
+        <w:t>.</w:t>
       </w:r>
     </w:p>
     <w:p>
@@ -9208,7 +10732,15 @@
         <w:t xml:space="preserve">My study </w:t>
       </w:r>
       <w:r>
-        <w:t xml:space="preserve">primarily focuses on the safety of hosting on different cloud providers, which also considers attack volume and behavioural differences of the attackers. However, what really sets this study apart will be conducted over the period of 30 days </w:t>
+        <w:t xml:space="preserve">primarily focuses on the safety of hosting on different cloud providers, which also considers attack volume and behavioural differences of the attackers. However, what really sets this study apart will </w:t>
+      </w:r>
+      <w:proofErr w:type="gramStart"/>
+      <w:r>
+        <w:t>be conducted</w:t>
+      </w:r>
+      <w:proofErr w:type="gramEnd"/>
+      <w:r>
+        <w:t xml:space="preserve"> over the period of 30 days </w:t>
       </w:r>
       <w:r>
         <w:t xml:space="preserve">which </w:t>
@@ -9238,18 +10770,46 @@
         <w:rPr>
           <w:color w:val="000000" w:themeColor="text1"/>
         </w:rPr>
-        <w:t>. By extending the deployment period, it reduces bias that is introduced by short-term events and provides more reliable data for the comparison on provider’s safety and exposure.</w:t>
-      </w:r>
+        <w:t xml:space="preserve">. By extending the deployment period, it reduces bias that </w:t>
+      </w:r>
+      <w:proofErr w:type="gramStart"/>
       <w:r>
         <w:rPr>
           <w:color w:val="000000" w:themeColor="text1"/>
         </w:rPr>
-        <w:t xml:space="preserve"> Although their research and findings are reliable, the world of technology has progressed in leaps and bounds over the last 5 years and it would not be </w:t>
-      </w:r>
+        <w:t>is introduced</w:t>
+      </w:r>
+      <w:proofErr w:type="gramEnd"/>
       <w:r>
         <w:rPr>
           <w:color w:val="000000" w:themeColor="text1"/>
         </w:rPr>
+        <w:t xml:space="preserve"> by short-term events and provides more reliable data for the comparison on provider’s safety and exposure.</w:t>
+      </w:r>
+      <w:r>
+        <w:rPr>
+          <w:color w:val="000000" w:themeColor="text1"/>
+        </w:rPr>
+        <w:t xml:space="preserve"> Although their research and findings are </w:t>
+      </w:r>
+      <w:proofErr w:type="gramStart"/>
+      <w:r>
+        <w:rPr>
+          <w:color w:val="000000" w:themeColor="text1"/>
+        </w:rPr>
+        <w:t>reliable</w:t>
+      </w:r>
+      <w:proofErr w:type="gramEnd"/>
+      <w:r>
+        <w:rPr>
+          <w:color w:val="000000" w:themeColor="text1"/>
+        </w:rPr>
+        <w:t xml:space="preserve">, the world of technology has progressed in leaps and bounds over the last 5 years and it would not be </w:t>
+      </w:r>
+      <w:r>
+        <w:rPr>
+          <w:color w:val="000000" w:themeColor="text1"/>
+        </w:rPr>
         <w:t>wrong to say these findings on attack volume</w:t>
       </w:r>
       <w:r>
@@ -9330,7 +10890,11 @@
         <w:t xml:space="preserve">[13] </w:t>
       </w:r>
       <w:r>
-        <w:t>suggests that when Azure is deployed over a lon</w:t>
+        <w:t xml:space="preserve">suggests that when </w:t>
+      </w:r>
+      <w:r>
+        <w:lastRenderedPageBreak/>
+        <w:t>Azure is deployed over a lon</w:t>
       </w:r>
       <w:r>
         <w:t>g period (11 months), it attracts real</w:t>
@@ -9411,7 +10975,15 @@
         <w:t>makes up with the quality of payloads deployed by attackers</w:t>
       </w:r>
       <w:r>
-        <w:t xml:space="preserve">. These findings will be compared with </w:t>
+        <w:t xml:space="preserve">. These findings will </w:t>
+      </w:r>
+      <w:proofErr w:type="gramStart"/>
+      <w:r>
+        <w:t>be compared</w:t>
+      </w:r>
+      <w:proofErr w:type="gramEnd"/>
+      <w:r>
+        <w:t xml:space="preserve"> with </w:t>
       </w:r>
       <w:r>
         <w:t>my own honeypot deployments, as the safest provider cannot be determined by just the quantity of atta</w:t>
@@ -9479,7 +11051,15 @@
     </w:p>
     <w:p>
       <w:r>
-        <w:t>While conducting this study there is a couple of points that we aim to answer. These questions are listed below:</w:t>
+        <w:t xml:space="preserve">While conducting this study there is a couple of points that we aim to answer. These questions </w:t>
+      </w:r>
+      <w:proofErr w:type="gramStart"/>
+      <w:r>
+        <w:t>are listed</w:t>
+      </w:r>
+      <w:proofErr w:type="gramEnd"/>
+      <w:r>
+        <w:t xml:space="preserve"> below:</w:t>
       </w:r>
     </w:p>
     <w:p>
@@ -9497,29 +11077,14 @@
           <w:numId w:val="27"/>
         </w:numPr>
         <w:spacing w:line="276" w:lineRule="auto"/>
-        <w:rPr>
-          <w:b/>
-          <w:bCs/>
-        </w:rPr>
-      </w:pPr>
-      <w:r>
-        <w:t>How does the age and turnover</w:t>
-      </w:r>
-      <w:r>
-        <w:t xml:space="preserve"> </w:t>
-      </w:r>
-      <w:r>
-        <w:t>of cloud IP prefixes influence attacker behaviour across</w:t>
-      </w:r>
-      <w:r>
-        <w:t xml:space="preserve"> AWS, Azure and GCP</w:t>
-      </w:r>
-      <w:r>
-        <w:t>?</w:t>
-      </w:r>
-    </w:p>
-    <w:p>
-      <w:pPr>
+      </w:pPr>
+      <w:r>
+        <w:t>How does attack activity vary across different cloud platforms?</w:t>
+      </w:r>
+    </w:p>
+    <w:p>
+      <w:pPr>
+        <w:pStyle w:val="ListParagraph"/>
         <w:spacing w:line="276" w:lineRule="auto"/>
       </w:pPr>
     </w:p>
@@ -9533,11 +11098,23 @@
         <w:spacing w:line="276" w:lineRule="auto"/>
       </w:pPr>
       <w:r>
-        <w:t>How do total attack volumes differ across AWS, Azure, and Google Cloud when identical honeypots are deployed?</w:t>
-      </w:r>
-    </w:p>
-    <w:p>
-      <w:pPr>
+        <w:t xml:space="preserve">How does attack activity vary across different </w:t>
+      </w:r>
+      <w:r>
+        <w:t>regions</w:t>
+      </w:r>
+      <w:r>
+        <w:t>?</w:t>
+      </w:r>
+    </w:p>
+    <w:p>
+      <w:pPr>
+        <w:pStyle w:val="ListParagraph"/>
+      </w:pPr>
+    </w:p>
+    <w:p>
+      <w:pPr>
+        <w:pStyle w:val="ListParagraph"/>
         <w:spacing w:line="276" w:lineRule="auto"/>
       </w:pPr>
     </w:p>
@@ -9551,7 +11128,7 @@
         <w:spacing w:line="276" w:lineRule="auto"/>
       </w:pPr>
       <w:r>
-        <w:t>How do AWS, Azure, and GCP compare in attack patterns across regions, and which provider-region combination shows the lowest exposure?</w:t>
+        <w:t>Are certain regions more likely to attract higher levels of malicious traffic?</w:t>
       </w:r>
     </w:p>
     <w:p>
@@ -9569,12 +11146,30 @@
         <w:spacing w:line="276" w:lineRule="auto"/>
       </w:pPr>
       <w:r>
-        <w:t>Which cloud provider receives the highest rate of malware payload attempts, and does this correlate with their perceived risk?</w:t>
-      </w:r>
-    </w:p>
-    <w:p>
-      <w:pPr>
-        <w:spacing w:line="276" w:lineRule="auto"/>
+        <w:t xml:space="preserve">What role do intermediary systems </w:t>
+      </w:r>
+      <w:r>
+        <w:t xml:space="preserve">such as </w:t>
+      </w:r>
+      <w:r>
+        <w:t>proxies</w:t>
+      </w:r>
+      <w:r>
+        <w:t xml:space="preserve"> or </w:t>
+      </w:r>
+      <w:r>
+        <w:t>cloud servers</w:t>
+      </w:r>
+      <w:r>
+        <w:t xml:space="preserve"> </w:t>
+      </w:r>
+      <w:r>
+        <w:t>play in attacks?</w:t>
+      </w:r>
+    </w:p>
+    <w:p>
+      <w:pPr>
+        <w:pStyle w:val="ListParagraph"/>
       </w:pPr>
     </w:p>
     <w:p>
@@ -9587,29 +11182,25 @@
         <w:spacing w:line="276" w:lineRule="auto"/>
       </w:pPr>
       <w:r>
-        <w:t>W</w:t>
-      </w:r>
-      <w:r>
-        <w:t>hich cloud provider demonstrates the lowest overall attack exposure and ris</w:t>
-      </w:r>
-      <w:r>
-        <w:t>k</w:t>
-      </w:r>
-      <w:r>
-        <w:t>, and is therefore the safest for hosting a production server?</w:t>
-      </w:r>
-      <w:r>
-        <w:t xml:space="preserve"> </w:t>
-      </w:r>
-    </w:p>
-    <w:p>
-      <w:pPr>
-        <w:spacing w:line="276" w:lineRule="auto"/>
-        <w:rPr>
-          <w:b/>
-          <w:bCs/>
-        </w:rPr>
-      </w:pPr>
+        <w:t>To w</w:t>
+      </w:r>
+      <w:r>
+        <w:t xml:space="preserve">hat extent can </w:t>
+      </w:r>
+      <w:r>
+        <w:t>observe</w:t>
+      </w:r>
+      <w:r>
+        <w:t xml:space="preserve"> attack data </w:t>
+      </w:r>
+      <w:proofErr w:type="gramStart"/>
+      <w:r>
+        <w:t>be considered</w:t>
+      </w:r>
+      <w:proofErr w:type="gramEnd"/>
+      <w:r>
+        <w:t xml:space="preserve"> a reliable representation of real attacker behaviour?</w:t>
+      </w:r>
     </w:p>
     <w:p>
       <w:pPr>
@@ -9870,6 +11461,7 @@
           <w:b/>
           <w:bCs/>
         </w:rPr>
+        <w:lastRenderedPageBreak/>
         <w:t>Fig</w:t>
       </w:r>
       <w:r>
@@ -9903,8 +11495,13 @@
         <w:t xml:space="preserve"> </w:t>
       </w:r>
       <w:r>
-        <w:t>Screenshot of Attack Map: example 2</w:t>
-      </w:r>
+        <w:t xml:space="preserve">Screenshot of Attack Map: example </w:t>
+      </w:r>
+      <w:proofErr w:type="gramStart"/>
+      <w:r>
+        <w:t>2</w:t>
+      </w:r>
+      <w:proofErr w:type="gramEnd"/>
     </w:p>
     <w:p>
       <w:pPr>
@@ -9952,8 +11549,13 @@
         <w:t xml:space="preserve"> </w:t>
       </w:r>
       <w:r>
-        <w:t>Screenshot of Attack Map: example 3</w:t>
-      </w:r>
+        <w:t xml:space="preserve">Screenshot of Attack Map: example </w:t>
+      </w:r>
+      <w:proofErr w:type="gramStart"/>
+      <w:r>
+        <w:t>3</w:t>
+      </w:r>
+      <w:proofErr w:type="gramEnd"/>
     </w:p>
     <w:p>
       <w:pPr>
@@ -10063,12 +11665,21 @@
         </w:rPr>
         <w:t xml:space="preserve">[1] </w:t>
       </w:r>
+      <w:proofErr w:type="spellStart"/>
       <w:r>
         <w:rPr>
           <w:i/>
           <w:iCs/>
         </w:rPr>
-        <w:t xml:space="preserve">Loshin, P., 2022. SSH key management best practices and implementation tips. TechTarget. Available at: </w:t>
+        <w:t>Loshin</w:t>
+      </w:r>
+      <w:proofErr w:type="spellEnd"/>
+      <w:r>
+        <w:rPr>
+          <w:i/>
+          <w:iCs/>
+        </w:rPr>
+        <w:t xml:space="preserve">, P., 2022. SSH key management best practices and implementation tips. TechTarget. Available at: </w:t>
       </w:r>
       <w:hyperlink r:id="rId19" w:tgtFrame="_new" w:history="1">
         <w:r>
@@ -10298,12 +11909,21 @@
         </w:rPr>
         <w:t xml:space="preserve">[7] </w:t>
       </w:r>
+      <w:proofErr w:type="spellStart"/>
       <w:r>
         <w:rPr>
           <w:i/>
           <w:iCs/>
         </w:rPr>
-        <w:t>Anisi, B. (2016) State-of-the-art Evaluation of Low and Medium Interaction Honeypots for Malware Collection, M.Sc. thesis, Edinburgh Napier University. Available at: Academia.edu.</w:t>
+        <w:t>Anisi</w:t>
+      </w:r>
+      <w:proofErr w:type="spellEnd"/>
+      <w:r>
+        <w:rPr>
+          <w:i/>
+          <w:iCs/>
+        </w:rPr>
+        <w:t>, B. (2016) State-of-the-art Evaluation of Low and Medium Interaction Honeypots for Malware Collection, M.Sc. thesis, Edinburgh Napier University. Available at: Academia.edu.</w:t>
       </w:r>
     </w:p>
     <w:p>
@@ -10330,12 +11950,21 @@
         </w:rPr>
         <w:t xml:space="preserve"> </w:t>
       </w:r>
+      <w:proofErr w:type="spellStart"/>
       <w:r>
         <w:rPr>
           <w:i/>
           <w:iCs/>
         </w:rPr>
-        <w:t xml:space="preserve">Subardono, A. &amp; Hariri, I. K. (2021) ‘Monitoring and Analysis of Honeypot System Performance using Simple Network Management Protocol (SNMP)’. </w:t>
+        <w:t>Subardono</w:t>
+      </w:r>
+      <w:proofErr w:type="spellEnd"/>
+      <w:r>
+        <w:rPr>
+          <w:i/>
+          <w:iCs/>
+        </w:rPr>
+        <w:t xml:space="preserve">, A. &amp; Hariri, I. K. (2021) ‘Monitoring and Analysis of Honeypot System Performance using Simple Network Management Protocol (SNMP)’. </w:t>
       </w:r>
       <w:r>
         <w:rPr>
@@ -10403,6 +12032,7 @@
           <w:iCs/>
           <w:color w:val="EE0000"/>
         </w:rPr>
+        <w:lastRenderedPageBreak/>
         <w:t xml:space="preserve">[10] </w:t>
       </w:r>
       <w:r>
@@ -10531,12 +12161,53 @@
         </w:rPr>
         <w:t xml:space="preserve">[14] </w:t>
       </w:r>
+      <w:proofErr w:type="spellStart"/>
       <w:r>
         <w:rPr>
           <w:i/>
           <w:iCs/>
         </w:rPr>
-        <w:t>Izhikevich, L., Tran, M., Kallitsis, M., Fass, A. &amp; Durumeric, Z. (2023) ‘Cloud Watching: Understanding Attacks Against Cloud-Hosted Services’</w:t>
+        <w:t>Izhikevich</w:t>
+      </w:r>
+      <w:proofErr w:type="spellEnd"/>
+      <w:r>
+        <w:rPr>
+          <w:i/>
+          <w:iCs/>
+        </w:rPr>
+        <w:t xml:space="preserve">, L., Tran, M., </w:t>
+      </w:r>
+      <w:proofErr w:type="spellStart"/>
+      <w:r>
+        <w:rPr>
+          <w:i/>
+          <w:iCs/>
+        </w:rPr>
+        <w:t>Kallitsis</w:t>
+      </w:r>
+      <w:proofErr w:type="spellEnd"/>
+      <w:r>
+        <w:rPr>
+          <w:i/>
+          <w:iCs/>
+        </w:rPr>
+        <w:t xml:space="preserve">, M., Fass, A. &amp; </w:t>
+      </w:r>
+      <w:proofErr w:type="spellStart"/>
+      <w:r>
+        <w:rPr>
+          <w:i/>
+          <w:iCs/>
+        </w:rPr>
+        <w:t>Durumeric</w:t>
+      </w:r>
+      <w:proofErr w:type="spellEnd"/>
+      <w:r>
+        <w:rPr>
+          <w:i/>
+          <w:iCs/>
+        </w:rPr>
+        <w:t>, Z. (2023) ‘Cloud Watching: Understanding Attacks Against Cloud-Hosted Services’</w:t>
       </w:r>
       <w:r>
         <w:rPr>
@@ -10849,10 +12520,40 @@
         <w:rPr>
           <w:color w:val="EE0000"/>
         </w:rPr>
+        <w:lastRenderedPageBreak/>
         <w:t xml:space="preserve">[21] </w:t>
       </w:r>
-      <w:r>
-        <w:t xml:space="preserve">Vasilomanolakis, E., Karuppayah, S., Kikiras, P. &amp; Mühlhäuser, M., 2015. </w:t>
+      <w:proofErr w:type="spellStart"/>
+      <w:r>
+        <w:t>Vasilomanolakis</w:t>
+      </w:r>
+      <w:proofErr w:type="spellEnd"/>
+      <w:r>
+        <w:t xml:space="preserve">, E., </w:t>
+      </w:r>
+      <w:proofErr w:type="spellStart"/>
+      <w:r>
+        <w:t>Karuppayah</w:t>
+      </w:r>
+      <w:proofErr w:type="spellEnd"/>
+      <w:r>
+        <w:t xml:space="preserve">, S., </w:t>
+      </w:r>
+      <w:proofErr w:type="spellStart"/>
+      <w:r>
+        <w:t>Kikiras</w:t>
+      </w:r>
+      <w:proofErr w:type="spellEnd"/>
+      <w:r>
+        <w:t xml:space="preserve">, P. &amp; </w:t>
+      </w:r>
+      <w:proofErr w:type="spellStart"/>
+      <w:r>
+        <w:t>Mühlhäuser</w:t>
+      </w:r>
+      <w:proofErr w:type="spellEnd"/>
+      <w:r>
+        <w:t xml:space="preserve">, M., 2015. </w:t>
       </w:r>
       <w:r>
         <w:rPr>
@@ -10919,7 +12620,25 @@
             <w:i/>
             <w:iCs/>
           </w:rPr>
-          <w:t>Setting Up a Honeypot in AWS and Analyzing Cyber Attacks (Check pinned comment for 2022 update)</w:t>
+          <w:t xml:space="preserve">Setting Up a Honeypot in AWS and </w:t>
+        </w:r>
+        <w:proofErr w:type="spellStart"/>
+        <w:r>
+          <w:rPr>
+            <w:rStyle w:val="Hyperlink"/>
+            <w:i/>
+            <w:iCs/>
+          </w:rPr>
+          <w:t>Analyzing</w:t>
+        </w:r>
+        <w:proofErr w:type="spellEnd"/>
+        <w:r>
+          <w:rPr>
+            <w:rStyle w:val="Hyperlink"/>
+            <w:i/>
+            <w:iCs/>
+          </w:rPr>
+          <w:t xml:space="preserve"> Cyber Attacks (Check pinned comment for 2022 update)</w:t>
         </w:r>
       </w:hyperlink>
     </w:p>
